--- a/EV銷售分析.docx
+++ b/EV銷售分析.docx
@@ -1,6 +1,6 @@
 
 <file path=word/document.xml><?xml version="1.0" encoding="utf-8"?>
-<w:document xmlns:wpc="http://schemas.microsoft.com/office/word/2010/wordprocessingCanvas" xmlns:cx="http://schemas.microsoft.com/office/drawing/2014/chartex" xmlns:cx1="http://schemas.microsoft.com/office/drawing/2015/9/8/chartex" xmlns:cx2="http://schemas.microsoft.com/office/drawing/2015/10/21/chartex" xmlns:cx3="http://schemas.microsoft.com/office/drawing/2016/5/9/chartex" xmlns:cx4="http://schemas.microsoft.com/office/drawing/2016/5/10/chartex" xmlns:cx5="http://schemas.microsoft.com/office/drawing/2016/5/11/chartex" xmlns:cx6="http://schemas.microsoft.com/office/drawing/2016/5/12/chartex" xmlns:cx7="http://schemas.microsoft.com/office/drawing/2016/5/13/chartex" xmlns:cx8="http://schemas.microsoft.com/office/drawing/2016/5/14/chartex" xmlns:mc="http://schemas.openxmlformats.org/markup-compatibility/2006" xmlns:aink="http://schemas.microsoft.com/office/drawing/2016/ink" xmlns:am3d="http://schemas.microsoft.com/office/drawing/2017/model3d" xmlns:o="urn:schemas-microsoft-com:office:office" xmlns:oel="http://schemas.microsoft.com/office/2019/extlst" xmlns:r="http://schemas.openxmlformats.org/officeDocument/2006/relationships" xmlns:m="http://schemas.openxmlformats.org/officeDocument/2006/math" xmlns:v="urn:schemas-microsoft-com:vml" xmlns:wp14="http://schemas.microsoft.com/office/word/2010/wordprocessingDrawing" xmlns:wp="http://schemas.openxmlformats.org/drawingml/2006/wordprocessingDrawing" xmlns:w10="urn:schemas-microsoft-com:office:word" xmlns:w="http://schemas.openxmlformats.org/wordprocessingml/2006/main" xmlns:w14="http://schemas.microsoft.com/office/word/2010/wordml" xmlns:w15="http://schemas.microsoft.com/office/word/2012/wordml" xmlns:w16cex="http://schemas.microsoft.com/office/word/2018/wordml/cex" xmlns:w16cid="http://schemas.microsoft.com/office/word/2016/wordml/cid" xmlns:w16="http://schemas.microsoft.com/office/word/2018/wordml" xmlns:w16du="http://schemas.microsoft.com/office/word/2023/wordml/word16du" xmlns:w16sdtdh="http://schemas.microsoft.com/office/word/2020/wordml/sdtdatahash" xmlns:w16sdtfl="http://schemas.microsoft.com/office/word/2024/wordml/sdtformatlock" xmlns:w16se="http://schemas.microsoft.com/office/word/2015/wordml/symex" xmlns:wpg="http://schemas.microsoft.com/office/word/2010/wordprocessingGroup" xmlns:wpi="http://schemas.microsoft.com/office/word/2010/wordprocessingInk" xmlns:wne="http://schemas.microsoft.com/office/word/2006/wordml" xmlns:wps="http://schemas.microsoft.com/office/word/2010/wordprocessingShape" mc:Ignorable="w14 w15 w16se w16cid w16 w16cex w16sdtdh w16sdtfl w16du wp14">
+<w:document xmlns:wpc="http://schemas.microsoft.com/office/word/2010/wordprocessingCanvas" xmlns:cx="http://schemas.microsoft.com/office/drawing/2014/chartex" xmlns:mc="http://schemas.openxmlformats.org/markup-compatibility/2006" xmlns:o="urn:schemas-microsoft-com:office:office" xmlns:r="http://schemas.openxmlformats.org/officeDocument/2006/relationships" xmlns:m="http://schemas.openxmlformats.org/officeDocument/2006/math" xmlns:v="urn:schemas-microsoft-com:vml" xmlns:wp14="http://schemas.microsoft.com/office/word/2010/wordprocessingDrawing" xmlns:wp="http://schemas.openxmlformats.org/drawingml/2006/wordprocessingDrawing" xmlns:w10="urn:schemas-microsoft-com:office:word" xmlns:w="http://schemas.openxmlformats.org/wordprocessingml/2006/main" xmlns:w14="http://schemas.microsoft.com/office/word/2010/wordml" xmlns:w15="http://schemas.microsoft.com/office/word/2012/wordml" xmlns:w16se="http://schemas.microsoft.com/office/word/2015/wordml/symex" xmlns:wpg="http://schemas.microsoft.com/office/word/2010/wordprocessingGroup" xmlns:wpi="http://schemas.microsoft.com/office/word/2010/wordprocessingInk" xmlns:wne="http://schemas.microsoft.com/office/word/2006/wordml" xmlns:wps="http://schemas.microsoft.com/office/word/2010/wordprocessingShape" mc:Ignorable="w14 w15 w16se wp14">
   <w:body>
     <w:p>
       <w:pPr>
@@ -1886,11 +1886,6 @@
       </w:r>
     </w:p>
     <w:p>
-      <w:pPr>
-        <w:rPr>
-          <w:rFonts w:hint="eastAsia"/>
-        </w:rPr>
-      </w:pPr>
       <w:r>
         <w:rPr>
           <w:rFonts w:hint="eastAsia"/>
@@ -2102,7 +2097,7 @@
           <w:szCs w:val="22"/>
         </w:rPr>
         <w:pict w14:anchorId="16F8C1B3">
-          <v:rect id="_x0000_i1140" style="width:0;height:1.5pt" o:hralign="center" o:hrstd="t" o:hr="t" fillcolor="#a0a0a0" stroked="f"/>
+          <v:rect id="_x0000_i1029" style="width:0;height:1.5pt" o:hralign="center" o:hrstd="t" o:hr="t" fillcolor="#a0a0a0" stroked="f"/>
         </w:pict>
       </w:r>
     </w:p>
@@ -2312,7 +2307,7 @@
           <w:szCs w:val="22"/>
         </w:rPr>
         <w:pict w14:anchorId="602BB556">
-          <v:rect id="_x0000_i1141" style="width:0;height:1.5pt" o:hralign="center" o:hrstd="t" o:hr="t" fillcolor="#a0a0a0" stroked="f"/>
+          <v:rect id="_x0000_i1030" style="width:0;height:1.5pt" o:hralign="center" o:hrstd="t" o:hr="t" fillcolor="#a0a0a0" stroked="f"/>
         </w:pict>
       </w:r>
     </w:p>
@@ -2502,7 +2497,7 @@
           <w:szCs w:val="22"/>
         </w:rPr>
         <w:pict w14:anchorId="07D87EC2">
-          <v:rect id="_x0000_i1142" style="width:0;height:1.5pt" o:hralign="center" o:hrstd="t" o:hr="t" fillcolor="#a0a0a0" stroked="f"/>
+          <v:rect id="_x0000_i1031" style="width:0;height:1.5pt" o:hralign="center" o:hrstd="t" o:hr="t" fillcolor="#a0a0a0" stroked="f"/>
         </w:pict>
       </w:r>
     </w:p>
@@ -2723,7 +2718,7 @@
           <w:szCs w:val="22"/>
         </w:rPr>
         <w:pict w14:anchorId="17839C24">
-          <v:rect id="_x0000_i1143" style="width:0;height:1.5pt" o:hralign="center" o:hrstd="t" o:hr="t" fillcolor="#a0a0a0" stroked="f"/>
+          <v:rect id="_x0000_i1032" style="width:0;height:1.5pt" o:hralign="center" o:hrstd="t" o:hr="t" fillcolor="#a0a0a0" stroked="f"/>
         </w:pict>
       </w:r>
     </w:p>
@@ -2911,6 +2906,7 @@
     <w:p>
       <w:pPr>
         <w:rPr>
+          <w:rFonts w:hint="eastAsia"/>
           <w:sz w:val="22"/>
           <w:szCs w:val="22"/>
         </w:rPr>
@@ -2922,56 +2918,23 @@
         </w:rPr>
         <w:lastRenderedPageBreak/>
         <w:pict w14:anchorId="2F09C561">
-          <v:rect id="_x0000_i1144" style="width:0;height:1.5pt" o:hralign="center" o:hrstd="t" o:hr="t" fillcolor="#a0a0a0" stroked="f"/>
+          <v:rect id="_x0000_i1033" style="width:0;height:1.5pt" o:hralign="center" o:hrstd="t" o:hr="t" fillcolor="#a0a0a0" stroked="f"/>
         </w:pict>
       </w:r>
     </w:p>
     <w:p>
       <w:pPr>
         <w:rPr>
-          <w:b/>
-          <w:bCs/>
-          <w:sz w:val="22"/>
-          <w:szCs w:val="22"/>
-        </w:rPr>
-      </w:pPr>
-      <w:r>
-        <w:rPr>
-          <w:b/>
-          <w:bCs/>
-          <w:sz w:val="22"/>
-          <w:szCs w:val="22"/>
-        </w:rPr>
-        <w:t>關鍵結論（這題精華）</w:t>
-      </w:r>
-    </w:p>
-    <w:p>
-      <w:pPr>
-        <w:rPr>
-          <w:sz w:val="22"/>
-          <w:szCs w:val="22"/>
-        </w:rPr>
-      </w:pPr>
-      <w:r>
-        <w:rPr>
-          <w:sz w:val="22"/>
-          <w:szCs w:val="22"/>
-        </w:rPr>
-        <w:t>美國不是「沒政策」</w:t>
-      </w:r>
-      <w:r>
-        <w:rPr>
-          <w:sz w:val="22"/>
-          <w:szCs w:val="22"/>
-        </w:rPr>
-        <w:br/>
-      </w:r>
-      <w:r>
-        <w:rPr>
-          <w:sz w:val="22"/>
-          <w:szCs w:val="22"/>
-        </w:rPr>
-        <w:t>而是：</w:t>
+          <w:sz w:val="22"/>
+          <w:szCs w:val="22"/>
+        </w:rPr>
+      </w:pPr>
+      <w:r>
+        <w:rPr>
+          <w:sz w:val="22"/>
+          <w:szCs w:val="22"/>
+        </w:rPr>
+        <w:t>美國不是「沒政策」而是：</w:t>
       </w:r>
     </w:p>
     <w:p>
@@ -3196,7 +3159,7 @@
           <w:szCs w:val="22"/>
         </w:rPr>
         <w:pict w14:anchorId="24E5EBD6">
-          <v:rect id="_x0000_i1145" style="width:0;height:1.5pt" o:hralign="center" o:hrstd="t" o:hr="t" fillcolor="#a0a0a0" stroked="f"/>
+          <v:rect id="_x0000_i1034" style="width:0;height:1.5pt" o:hralign="center" o:hrstd="t" o:hr="t" fillcolor="#a0a0a0" stroked="f"/>
         </w:pict>
       </w:r>
     </w:p>
@@ -3232,6 +3195,8 @@
     <w:p>
       <w:pPr>
         <w:rPr>
+          <w:b/>
+          <w:bCs/>
           <w:sz w:val="22"/>
           <w:szCs w:val="22"/>
         </w:rPr>
@@ -3265,31 +3230,41 @@
         </w:rPr>
         <w:t>、車太貴」</w:t>
       </w:r>
-    </w:p>
-    <w:p>
-      <w:pPr>
-        <w:rPr>
-          <w:rFonts w:hint="eastAsia"/>
-          <w:sz w:val="22"/>
-          <w:szCs w:val="22"/>
-        </w:rPr>
-      </w:pPr>
-    </w:p>
-    <w:p>
-      <w:pPr>
-        <w:rPr>
-          <w:sz w:val="22"/>
-          <w:szCs w:val="22"/>
-        </w:rPr>
-      </w:pPr>
-    </w:p>
-    <w:p>
-      <w:pPr>
-        <w:rPr>
-          <w:sz w:val="22"/>
-          <w:szCs w:val="22"/>
-        </w:rPr>
-      </w:pPr>
+      <w:bookmarkStart w:id="0" w:name="_GoBack"/>
+      <w:bookmarkEnd w:id="0"/>
+    </w:p>
+    <w:p>
+      <w:pPr>
+        <w:rPr>
+          <w:rFonts w:asciiTheme="minorEastAsia" w:hAnsiTheme="minorEastAsia" w:hint="eastAsia"/>
+          <w:color w:val="FF0000"/>
+          <w:sz w:val="22"/>
+          <w:szCs w:val="22"/>
+        </w:rPr>
+      </w:pPr>
+      <w:r>
+        <w:rPr>
+          <w:rFonts w:asciiTheme="minorEastAsia" w:hAnsiTheme="minorEastAsia"/>
+          <w:color w:val="FF0000"/>
+        </w:rPr>
+        <w:t>中國在傳統燃油車落後，但在EV選擇『</w:t>
+      </w:r>
+      <w:proofErr w:type="gramStart"/>
+      <w:r>
+        <w:rPr>
+          <w:rFonts w:asciiTheme="minorEastAsia" w:hAnsiTheme="minorEastAsia"/>
+          <w:color w:val="FF0000"/>
+        </w:rPr>
+        <w:t>換道超車</w:t>
+      </w:r>
+      <w:proofErr w:type="gramEnd"/>
+      <w:r>
+        <w:rPr>
+          <w:rFonts w:asciiTheme="minorEastAsia" w:hAnsiTheme="minorEastAsia"/>
+          <w:color w:val="FF0000"/>
+        </w:rPr>
+        <w:t>』</w:t>
+      </w:r>
     </w:p>
     <w:p>
       <w:pPr>
@@ -3304,7 +3279,7 @@
           <w:szCs w:val="22"/>
         </w:rPr>
         <w:pict w14:anchorId="6FEB6FA6">
-          <v:rect id="_x0000_i1029" style="width:0;height:.75pt" o:hralign="center" o:hrstd="t" o:hr="t" fillcolor="#a0a0a0" stroked="f"/>
+          <v:rect id="_x0000_i1035" style="width:0;height:.75pt" o:hralign="center" o:hrstd="t" o:hr="t" fillcolor="#a0a0a0" stroked="f"/>
         </w:pict>
       </w:r>
     </w:p>
@@ -3590,100 +3565,93 @@
           <w:sz w:val="22"/>
           <w:szCs w:val="22"/>
         </w:rPr>
-        <w:t>年</w:t>
-      </w:r>
-      <w:r>
-        <w:rPr>
+        <w:t>年成長出現停滯或緩慢成長。</w:t>
+      </w:r>
+      <w:r>
+        <w:rPr>
+          <w:sz w:val="22"/>
+          <w:szCs w:val="22"/>
+        </w:rPr>
+        <w:t> </w:t>
+      </w:r>
+    </w:p>
+    <w:p>
+      <w:pPr>
+        <w:rPr>
+          <w:sz w:val="22"/>
+          <w:szCs w:val="22"/>
+        </w:rPr>
+      </w:pPr>
+      <w:r>
+        <w:rPr>
+          <w:b/>
+          <w:bCs/>
+          <w:sz w:val="22"/>
+          <w:szCs w:val="22"/>
+        </w:rPr>
+        <w:t>IEA – International Energy Agency +4</w:t>
+      </w:r>
+    </w:p>
+    <w:p>
+      <w:pPr>
+        <w:rPr>
+          <w:sz w:val="22"/>
+          <w:szCs w:val="22"/>
+        </w:rPr>
+      </w:pPr>
+      <w:r>
+        <w:rPr>
+          <w:sz w:val="22"/>
+          <w:szCs w:val="22"/>
+        </w:rPr>
+        <w:pict w14:anchorId="152FBF2C">
+          <v:rect id="_x0000_i1036" style="width:0;height:.75pt" o:hralign="center" o:hrstd="t" o:hr="t" fillcolor="#a0a0a0" stroked="f"/>
+        </w:pict>
+      </w:r>
+    </w:p>
+    <w:p>
+      <w:pPr>
+        <w:rPr>
+          <w:b/>
+          <w:bCs/>
+          <w:sz w:val="22"/>
+          <w:szCs w:val="22"/>
+        </w:rPr>
+      </w:pPr>
+      <w:r>
+        <w:rPr>
+          <w:b/>
+          <w:bCs/>
+          <w:sz w:val="22"/>
+          <w:szCs w:val="22"/>
+        </w:rPr>
+        <w:t xml:space="preserve">3. </w:t>
+      </w:r>
+      <w:r>
+        <w:rPr>
+          <w:b/>
+          <w:bCs/>
+          <w:sz w:val="22"/>
+          <w:szCs w:val="22"/>
+        </w:rPr>
+        <w:t>充電樁普及率：誰做得最好？</w:t>
+      </w:r>
+    </w:p>
+    <w:p>
+      <w:pPr>
+        <w:rPr>
+          <w:sz w:val="22"/>
+          <w:szCs w:val="22"/>
+        </w:rPr>
+      </w:pPr>
+      <w:r>
+        <w:rPr>
+          <w:b/>
+          <w:bCs/>
           <w:sz w:val="22"/>
           <w:szCs w:val="22"/>
         </w:rPr>
         <w:lastRenderedPageBreak/>
-        <w:t>成長出現停滯或緩慢成長。</w:t>
-      </w:r>
-      <w:r>
-        <w:rPr>
-          <w:sz w:val="22"/>
-          <w:szCs w:val="22"/>
-        </w:rPr>
-        <w:t> </w:t>
-      </w:r>
-    </w:p>
-    <w:p>
-      <w:pPr>
-        <w:rPr>
-          <w:sz w:val="22"/>
-          <w:szCs w:val="22"/>
-        </w:rPr>
-      </w:pPr>
-      <w:r>
-        <w:rPr>
-          <w:b/>
-          <w:bCs/>
-          <w:sz w:val="22"/>
-          <w:szCs w:val="22"/>
-        </w:rPr>
-        <w:t>IEA – International Energy Agency +4</w:t>
-      </w:r>
-    </w:p>
-    <w:p>
-      <w:pPr>
-        <w:rPr>
-          <w:sz w:val="22"/>
-          <w:szCs w:val="22"/>
-        </w:rPr>
-      </w:pPr>
-      <w:r>
-        <w:rPr>
-          <w:sz w:val="22"/>
-          <w:szCs w:val="22"/>
-        </w:rPr>
-        <w:pict w14:anchorId="152FBF2C">
-          <v:rect id="_x0000_i1030" style="width:0;height:.75pt" o:hralign="center" o:hrstd="t" o:hr="t" fillcolor="#a0a0a0" stroked="f"/>
-        </w:pict>
-      </w:r>
-    </w:p>
-    <w:p>
-      <w:pPr>
-        <w:rPr>
-          <w:b/>
-          <w:bCs/>
-          <w:sz w:val="22"/>
-          <w:szCs w:val="22"/>
-        </w:rPr>
-      </w:pPr>
-      <w:r>
-        <w:rPr>
-          <w:b/>
-          <w:bCs/>
-          <w:sz w:val="22"/>
-          <w:szCs w:val="22"/>
-        </w:rPr>
-        <w:t xml:space="preserve">3. </w:t>
-      </w:r>
-      <w:r>
-        <w:rPr>
-          <w:b/>
-          <w:bCs/>
-          <w:sz w:val="22"/>
-          <w:szCs w:val="22"/>
-        </w:rPr>
-        <w:t>充電樁普及率：誰做得最好？</w:t>
-      </w:r>
-    </w:p>
-    <w:p>
-      <w:pPr>
-        <w:rPr>
-          <w:sz w:val="22"/>
-          <w:szCs w:val="22"/>
-        </w:rPr>
-      </w:pPr>
-      <w:r>
-        <w:rPr>
-          <w:b/>
-          <w:bCs/>
-          <w:sz w:val="22"/>
-          <w:szCs w:val="22"/>
-        </w:rPr>
         <w:t>中國</w:t>
       </w:r>
       <w:r>
@@ -4036,28 +4004,11 @@
       </w:pPr>
       <w:r>
         <w:rPr>
-          <w:b/>
-          <w:bCs/>
-          <w:sz w:val="22"/>
-          <w:szCs w:val="22"/>
-        </w:rPr>
-        <w:t>IEA – International Energy Agency +4</w:t>
-      </w:r>
-    </w:p>
-    <w:p>
-      <w:pPr>
-        <w:rPr>
-          <w:sz w:val="22"/>
-          <w:szCs w:val="22"/>
-        </w:rPr>
-      </w:pPr>
-      <w:r>
-        <w:rPr>
           <w:sz w:val="22"/>
           <w:szCs w:val="22"/>
         </w:rPr>
         <w:pict w14:anchorId="320A934F">
-          <v:rect id="_x0000_i1031" style="width:0;height:.75pt" o:hralign="center" o:hrstd="t" o:hr="t" fillcolor="#a0a0a0" stroked="f"/>
+          <v:rect id="_x0000_i1037" style="width:0;height:.75pt" o:hralign="center" o:hrstd="t" o:hr="t" fillcolor="#a0a0a0" stroked="f"/>
         </w:pict>
       </w:r>
     </w:p>
@@ -4347,7 +4298,6 @@
     <w:p>
       <w:pPr>
         <w:rPr>
-          <w:rFonts w:hint="eastAsia"/>
           <w:sz w:val="22"/>
           <w:szCs w:val="22"/>
         </w:rPr>
@@ -4476,97 +4426,634 @@
           <w:sz w:val="44"/>
           <w:szCs w:val="44"/>
         </w:rPr>
+        <w:t>政治風險政策</w:t>
+      </w:r>
+    </w:p>
+    <w:p>
+      <w:pPr>
+        <w:rPr>
+          <w:b/>
+          <w:bCs/>
+        </w:rPr>
+      </w:pPr>
+      <w:proofErr w:type="gramStart"/>
+      <w:r>
+        <w:rPr>
+          <w:b/>
+          <w:bCs/>
+        </w:rPr>
+        <w:t>鋰和中國</w:t>
+      </w:r>
+      <w:proofErr w:type="gramEnd"/>
+      <w:r>
+        <w:rPr>
+          <w:b/>
+          <w:bCs/>
+        </w:rPr>
+        <w:t>電池供應鏈</w:t>
+      </w:r>
+    </w:p>
+    <w:p>
+      <w:r>
+        <w:t>墨西哥</w:t>
+      </w:r>
+      <w:proofErr w:type="gramStart"/>
+      <w:r>
+        <w:t>宣告鋰為戰略</w:t>
+      </w:r>
+      <w:proofErr w:type="gramEnd"/>
+      <w:r>
+        <w:t>資源是</w:t>
+      </w:r>
+      <w:r>
+        <w:t xml:space="preserve"> 2022 </w:t>
+      </w:r>
+      <w:r>
+        <w:t>年的事，這個方向可以在你的「地緣政治」部分提到：</w:t>
+      </w:r>
+    </w:p>
+    <w:p>
+      <w:r>
+        <w:t>全球</w:t>
+      </w:r>
+      <w:proofErr w:type="gramStart"/>
+      <w:r>
+        <w:t>鋰</w:t>
+      </w:r>
+      <w:proofErr w:type="gramEnd"/>
+      <w:r>
+        <w:t>電池供應鏈高度集中在中國</w:t>
+      </w:r>
+      <w:proofErr w:type="gramStart"/>
+      <w:r>
+        <w:t>——</w:t>
+      </w:r>
+      <w:proofErr w:type="gramEnd"/>
+      <w:r>
+        <w:t>中國控制約</w:t>
+      </w:r>
+      <w:r>
+        <w:t xml:space="preserve"> 70% </w:t>
+      </w:r>
+      <w:r>
+        <w:t>的鋰電池產能、</w:t>
+      </w:r>
+      <w:r>
+        <w:t xml:space="preserve">80% </w:t>
+      </w:r>
+      <w:r>
         <w:lastRenderedPageBreak/>
-        <w:t>政治風險政策</w:t>
-      </w:r>
-    </w:p>
-    <w:p>
-      <w:pPr>
-        <w:rPr>
-          <w:b/>
-          <w:bCs/>
-        </w:rPr>
-      </w:pPr>
+        <w:t>的正負極材料。這意味著即使其他國家想要發展</w:t>
+      </w:r>
+      <w:r>
+        <w:t xml:space="preserve"> EV</w:t>
+      </w:r>
+      <w:r>
+        <w:t>，零件仍然依賴中國。這是一個新的地緣政治風險點，也是美國</w:t>
+      </w:r>
+      <w:r>
+        <w:t xml:space="preserve"> IRA </w:t>
+      </w:r>
+      <w:r>
+        <w:t>要求「國產化電池才能獲得補貼」的原因。</w:t>
+      </w:r>
+    </w:p>
+    <w:p/>
+    <w:p>
+      <w:r>
+        <w:rPr>
+          <w:rFonts w:hint="eastAsia"/>
+        </w:rPr>
+        <w:t>#-</w:t>
+      </w:r>
+      <w:r>
+        <w:t>-------------------------------------------------------------------------------------------------</w:t>
+      </w:r>
+    </w:p>
+    <w:p>
+      <w:r>
+        <w:t xml:space="preserve"> </w:t>
+      </w:r>
+      <w:r>
+        <w:t>已開發國家（</w:t>
+      </w:r>
+      <w:r>
+        <w:t>Developed</w:t>
+      </w:r>
+      <w:r>
+        <w:t>）</w:t>
+      </w:r>
+    </w:p>
+    <w:p>
+      <w:pPr>
+        <w:widowControl/>
+        <w:numPr>
+          <w:ilvl w:val="0"/>
+          <w:numId w:val="22"/>
+        </w:numPr>
+        <w:spacing w:before="100" w:beforeAutospacing="1" w:after="100" w:afterAutospacing="1" w:line="240" w:lineRule="auto"/>
+      </w:pPr>
+      <w:r>
+        <w:t xml:space="preserve">USA </w:t>
+      </w:r>
+    </w:p>
+    <w:p>
+      <w:pPr>
+        <w:widowControl/>
+        <w:numPr>
+          <w:ilvl w:val="0"/>
+          <w:numId w:val="22"/>
+        </w:numPr>
+        <w:spacing w:before="100" w:beforeAutospacing="1" w:after="100" w:afterAutospacing="1" w:line="240" w:lineRule="auto"/>
+      </w:pPr>
+      <w:r>
+        <w:t xml:space="preserve">Canada </w:t>
+      </w:r>
+    </w:p>
+    <w:p>
+      <w:pPr>
+        <w:widowControl/>
+        <w:numPr>
+          <w:ilvl w:val="0"/>
+          <w:numId w:val="22"/>
+        </w:numPr>
+        <w:spacing w:before="100" w:beforeAutospacing="1" w:after="100" w:afterAutospacing="1" w:line="240" w:lineRule="auto"/>
+      </w:pPr>
+      <w:r>
+        <w:t xml:space="preserve">Japan </w:t>
+      </w:r>
+    </w:p>
+    <w:p>
+      <w:pPr>
+        <w:widowControl/>
+        <w:numPr>
+          <w:ilvl w:val="0"/>
+          <w:numId w:val="22"/>
+        </w:numPr>
+        <w:spacing w:before="100" w:beforeAutospacing="1" w:after="100" w:afterAutospacing="1" w:line="240" w:lineRule="auto"/>
+      </w:pPr>
+      <w:r>
+        <w:t xml:space="preserve">Korea </w:t>
+      </w:r>
+    </w:p>
+    <w:p>
+      <w:pPr>
+        <w:widowControl/>
+        <w:numPr>
+          <w:ilvl w:val="0"/>
+          <w:numId w:val="22"/>
+        </w:numPr>
+        <w:spacing w:before="100" w:beforeAutospacing="1" w:after="100" w:afterAutospacing="1" w:line="240" w:lineRule="auto"/>
+      </w:pPr>
+      <w:r>
+        <w:t xml:space="preserve">Germany </w:t>
+      </w:r>
+    </w:p>
+    <w:p>
+      <w:pPr>
+        <w:widowControl/>
+        <w:numPr>
+          <w:ilvl w:val="0"/>
+          <w:numId w:val="22"/>
+        </w:numPr>
+        <w:spacing w:before="100" w:beforeAutospacing="1" w:after="100" w:afterAutospacing="1" w:line="240" w:lineRule="auto"/>
+      </w:pPr>
+      <w:r>
+        <w:t xml:space="preserve">France </w:t>
+      </w:r>
+    </w:p>
+    <w:p>
+      <w:pPr>
+        <w:widowControl/>
+        <w:numPr>
+          <w:ilvl w:val="0"/>
+          <w:numId w:val="22"/>
+        </w:numPr>
+        <w:spacing w:before="100" w:beforeAutospacing="1" w:after="100" w:afterAutospacing="1" w:line="240" w:lineRule="auto"/>
+      </w:pPr>
+      <w:r>
+        <w:t xml:space="preserve">UK </w:t>
+      </w:r>
+    </w:p>
+    <w:p>
+      <w:pPr>
+        <w:widowControl/>
+        <w:numPr>
+          <w:ilvl w:val="0"/>
+          <w:numId w:val="22"/>
+        </w:numPr>
+        <w:spacing w:before="100" w:beforeAutospacing="1" w:after="100" w:afterAutospacing="1" w:line="240" w:lineRule="auto"/>
+      </w:pPr>
+      <w:r>
+        <w:t xml:space="preserve">Netherlands </w:t>
+      </w:r>
+    </w:p>
+    <w:p>
+      <w:pPr>
+        <w:widowControl/>
+        <w:numPr>
+          <w:ilvl w:val="0"/>
+          <w:numId w:val="22"/>
+        </w:numPr>
+        <w:spacing w:before="100" w:beforeAutospacing="1" w:after="100" w:afterAutospacing="1" w:line="240" w:lineRule="auto"/>
+      </w:pPr>
+      <w:r>
+        <w:t xml:space="preserve">Sweden </w:t>
+      </w:r>
+    </w:p>
+    <w:p>
+      <w:pPr>
+        <w:widowControl/>
+        <w:numPr>
+          <w:ilvl w:val="0"/>
+          <w:numId w:val="22"/>
+        </w:numPr>
+        <w:spacing w:before="100" w:beforeAutospacing="1" w:after="100" w:afterAutospacing="1" w:line="240" w:lineRule="auto"/>
+      </w:pPr>
+      <w:r>
+        <w:t xml:space="preserve">Norway </w:t>
+      </w:r>
+    </w:p>
+    <w:p>
+      <w:pPr>
+        <w:widowControl/>
+        <w:numPr>
+          <w:ilvl w:val="0"/>
+          <w:numId w:val="22"/>
+        </w:numPr>
+        <w:spacing w:before="100" w:beforeAutospacing="1" w:after="100" w:afterAutospacing="1" w:line="240" w:lineRule="auto"/>
+      </w:pPr>
+      <w:r>
+        <w:t xml:space="preserve">Denmark </w:t>
+      </w:r>
+    </w:p>
+    <w:p>
+      <w:pPr>
+        <w:widowControl/>
+        <w:numPr>
+          <w:ilvl w:val="0"/>
+          <w:numId w:val="22"/>
+        </w:numPr>
+        <w:spacing w:before="100" w:beforeAutospacing="1" w:after="100" w:afterAutospacing="1" w:line="240" w:lineRule="auto"/>
+      </w:pPr>
+      <w:r>
+        <w:t xml:space="preserve">Finland </w:t>
+      </w:r>
+    </w:p>
+    <w:p>
+      <w:pPr>
+        <w:widowControl/>
+        <w:numPr>
+          <w:ilvl w:val="0"/>
+          <w:numId w:val="22"/>
+        </w:numPr>
+        <w:spacing w:before="100" w:beforeAutospacing="1" w:after="100" w:afterAutospacing="1" w:line="240" w:lineRule="auto"/>
+      </w:pPr>
+      <w:r>
+        <w:t xml:space="preserve">Switzerland </w:t>
+      </w:r>
+    </w:p>
+    <w:p>
+      <w:pPr>
+        <w:widowControl/>
+        <w:numPr>
+          <w:ilvl w:val="0"/>
+          <w:numId w:val="22"/>
+        </w:numPr>
+        <w:spacing w:before="100" w:beforeAutospacing="1" w:after="100" w:afterAutospacing="1" w:line="240" w:lineRule="auto"/>
+      </w:pPr>
+      <w:r>
+        <w:t xml:space="preserve">Australia </w:t>
+      </w:r>
+    </w:p>
+    <w:p>
+      <w:pPr>
+        <w:widowControl/>
+        <w:numPr>
+          <w:ilvl w:val="0"/>
+          <w:numId w:val="22"/>
+        </w:numPr>
+        <w:spacing w:before="100" w:beforeAutospacing="1" w:after="100" w:afterAutospacing="1" w:line="240" w:lineRule="auto"/>
+      </w:pPr>
+      <w:r>
+        <w:t>New Zealand</w:t>
+      </w:r>
+    </w:p>
+    <w:p>
+      <w:pPr>
+        <w:widowControl/>
+        <w:spacing w:before="100" w:beforeAutospacing="1" w:after="100" w:afterAutospacing="1" w:line="240" w:lineRule="auto"/>
+      </w:pPr>
+      <w:r>
+        <w:t>開發中國家（</w:t>
+      </w:r>
+      <w:r>
+        <w:t>Developing</w:t>
+      </w:r>
+      <w:r>
+        <w:t>）</w:t>
+      </w:r>
+    </w:p>
+    <w:p>
+      <w:pPr>
+        <w:widowControl/>
+        <w:numPr>
+          <w:ilvl w:val="0"/>
+          <w:numId w:val="23"/>
+        </w:numPr>
+        <w:spacing w:before="100" w:beforeAutospacing="1" w:after="100" w:afterAutospacing="1" w:line="240" w:lineRule="auto"/>
+      </w:pPr>
+      <w:r>
+        <w:t>China</w:t>
+      </w:r>
       <w:proofErr w:type="gramStart"/>
       <w:r>
-        <w:rPr>
-          <w:b/>
-          <w:bCs/>
-        </w:rPr>
-        <w:t>鋰和中國</w:t>
+        <w:t>（</w:t>
       </w:r>
       <w:proofErr w:type="gramEnd"/>
       <w:r>
         <w:rPr>
-          <w:b/>
-          <w:bCs/>
-        </w:rPr>
-        <w:t>電池供應鏈</w:t>
-      </w:r>
-    </w:p>
-    <w:p>
-      <w:r>
-        <w:t>墨西哥</w:t>
+          <w:rFonts w:ascii="Segoe UI Symbol" w:hAnsi="Segoe UI Symbol" w:cs="Segoe UI Symbol"/>
+        </w:rPr>
+        <w:t>⚠</w:t>
+      </w:r>
+      <w:r>
+        <w:t xml:space="preserve">️ </w:t>
+      </w:r>
+      <w:r>
+        <w:t>特例：發展中國家但</w:t>
+      </w:r>
+      <w:r>
+        <w:t>EV</w:t>
+      </w:r>
+      <w:r>
+        <w:t>領先</w:t>
       </w:r>
       <w:proofErr w:type="gramStart"/>
       <w:r>
-        <w:t>宣告鋰為戰略</w:t>
+        <w:t>）</w:t>
       </w:r>
       <w:proofErr w:type="gramEnd"/>
       <w:r>
-        <w:t>資源是</w:t>
-      </w:r>
-      <w:r>
-        <w:t xml:space="preserve"> 2022 </w:t>
-      </w:r>
-      <w:r>
-        <w:t>年的事，這個方向可以在你的「地緣政治」部分提到：</w:t>
-      </w:r>
-    </w:p>
-    <w:p>
-      <w:r>
-        <w:t>全球</w:t>
-      </w:r>
-      <w:proofErr w:type="gramStart"/>
-      <w:r>
-        <w:t>鋰</w:t>
-      </w:r>
-      <w:proofErr w:type="gramEnd"/>
-      <w:r>
-        <w:t>電池供應鏈高度集中在中國</w:t>
-      </w:r>
-      <w:proofErr w:type="gramStart"/>
-      <w:r>
-        <w:t>——</w:t>
-      </w:r>
-      <w:proofErr w:type="gramEnd"/>
-      <w:r>
-        <w:t>中國控制約</w:t>
-      </w:r>
-      <w:r>
-        <w:t xml:space="preserve"> 70% </w:t>
-      </w:r>
-      <w:r>
-        <w:t>的鋰電池產能、</w:t>
-      </w:r>
-      <w:r>
-        <w:t xml:space="preserve">80% </w:t>
-      </w:r>
-      <w:r>
-        <w:t>的正負極材料。這意味著即使其他國家想要發展</w:t>
-      </w:r>
-      <w:r>
-        <w:t xml:space="preserve"> EV</w:t>
-      </w:r>
-      <w:r>
-        <w:t>，零件仍然依賴中國。這是一個新的地緣政治風險點，也是美國</w:t>
-      </w:r>
-      <w:r>
-        <w:t xml:space="preserve"> IRA </w:t>
-      </w:r>
-      <w:r>
-        <w:t>要求「國產化電池才能獲得補貼」的原因。</w:t>
-      </w:r>
+        <w:t xml:space="preserve"> </w:t>
+      </w:r>
+    </w:p>
+    <w:p>
+      <w:pPr>
+        <w:widowControl/>
+        <w:numPr>
+          <w:ilvl w:val="0"/>
+          <w:numId w:val="23"/>
+        </w:numPr>
+        <w:spacing w:before="100" w:beforeAutospacing="1" w:after="100" w:afterAutospacing="1" w:line="240" w:lineRule="auto"/>
+      </w:pPr>
+      <w:r>
+        <w:t xml:space="preserve">India </w:t>
+      </w:r>
+    </w:p>
+    <w:p>
+      <w:pPr>
+        <w:widowControl/>
+        <w:numPr>
+          <w:ilvl w:val="0"/>
+          <w:numId w:val="23"/>
+        </w:numPr>
+        <w:spacing w:before="100" w:beforeAutospacing="1" w:after="100" w:afterAutospacing="1" w:line="240" w:lineRule="auto"/>
+      </w:pPr>
+      <w:r>
+        <w:t xml:space="preserve">Thailand </w:t>
+      </w:r>
+    </w:p>
+    <w:p>
+      <w:pPr>
+        <w:widowControl/>
+        <w:numPr>
+          <w:ilvl w:val="0"/>
+          <w:numId w:val="23"/>
+        </w:numPr>
+        <w:spacing w:before="100" w:beforeAutospacing="1" w:after="100" w:afterAutospacing="1" w:line="240" w:lineRule="auto"/>
+      </w:pPr>
+      <w:r>
+        <w:t xml:space="preserve">Vietnam </w:t>
+      </w:r>
+    </w:p>
+    <w:p>
+      <w:pPr>
+        <w:widowControl/>
+        <w:numPr>
+          <w:ilvl w:val="0"/>
+          <w:numId w:val="23"/>
+        </w:numPr>
+        <w:spacing w:before="100" w:beforeAutospacing="1" w:after="100" w:afterAutospacing="1" w:line="240" w:lineRule="auto"/>
+      </w:pPr>
+      <w:r>
+        <w:t xml:space="preserve">Indonesia </w:t>
+      </w:r>
+    </w:p>
+    <w:p>
+      <w:pPr>
+        <w:widowControl/>
+        <w:numPr>
+          <w:ilvl w:val="0"/>
+          <w:numId w:val="23"/>
+        </w:numPr>
+        <w:spacing w:before="100" w:beforeAutospacing="1" w:after="100" w:afterAutospacing="1" w:line="240" w:lineRule="auto"/>
+      </w:pPr>
+      <w:r>
+        <w:t xml:space="preserve">Brazil </w:t>
+      </w:r>
+    </w:p>
+    <w:p>
+      <w:pPr>
+        <w:widowControl/>
+        <w:numPr>
+          <w:ilvl w:val="0"/>
+          <w:numId w:val="23"/>
+        </w:numPr>
+        <w:spacing w:before="100" w:beforeAutospacing="1" w:after="100" w:afterAutospacing="1" w:line="240" w:lineRule="auto"/>
+      </w:pPr>
+      <w:r>
+        <w:t xml:space="preserve">Mexico </w:t>
+      </w:r>
+    </w:p>
+    <w:p>
+      <w:pPr>
+        <w:widowControl/>
+        <w:numPr>
+          <w:ilvl w:val="0"/>
+          <w:numId w:val="23"/>
+        </w:numPr>
+        <w:spacing w:before="100" w:beforeAutospacing="1" w:after="100" w:afterAutospacing="1" w:line="240" w:lineRule="auto"/>
+      </w:pPr>
+      <w:r>
+        <w:t xml:space="preserve">South Africa </w:t>
+      </w:r>
+    </w:p>
+    <w:p>
+      <w:pPr>
+        <w:widowControl/>
+        <w:numPr>
+          <w:ilvl w:val="0"/>
+          <w:numId w:val="23"/>
+        </w:numPr>
+        <w:spacing w:before="100" w:beforeAutospacing="1" w:after="100" w:afterAutospacing="1" w:line="240" w:lineRule="auto"/>
+      </w:pPr>
+      <w:r>
+        <w:t>Malaysia</w:t>
+      </w:r>
+    </w:p>
+    <w:p>
+      <w:pPr>
+        <w:widowControl/>
+        <w:spacing w:before="100" w:beforeAutospacing="1" w:after="100" w:afterAutospacing="1" w:line="240" w:lineRule="auto"/>
+      </w:pPr>
+      <w:r>
+        <w:t>高能源進口依賴</w:t>
+      </w:r>
+    </w:p>
+    <w:p>
+      <w:pPr>
+        <w:widowControl/>
+        <w:numPr>
+          <w:ilvl w:val="0"/>
+          <w:numId w:val="24"/>
+        </w:numPr>
+        <w:spacing w:before="100" w:beforeAutospacing="1" w:after="100" w:afterAutospacing="1" w:line="240" w:lineRule="auto"/>
+      </w:pPr>
+      <w:r>
+        <w:lastRenderedPageBreak/>
+        <w:t xml:space="preserve">Japan </w:t>
+      </w:r>
+    </w:p>
+    <w:p>
+      <w:pPr>
+        <w:widowControl/>
+        <w:numPr>
+          <w:ilvl w:val="0"/>
+          <w:numId w:val="24"/>
+        </w:numPr>
+        <w:spacing w:before="100" w:beforeAutospacing="1" w:after="100" w:afterAutospacing="1" w:line="240" w:lineRule="auto"/>
+      </w:pPr>
+      <w:r>
+        <w:t xml:space="preserve">Korea </w:t>
+      </w:r>
+    </w:p>
+    <w:p>
+      <w:pPr>
+        <w:widowControl/>
+        <w:numPr>
+          <w:ilvl w:val="0"/>
+          <w:numId w:val="24"/>
+        </w:numPr>
+        <w:spacing w:before="100" w:beforeAutospacing="1" w:after="100" w:afterAutospacing="1" w:line="240" w:lineRule="auto"/>
+      </w:pPr>
+      <w:r>
+        <w:t>EU</w:t>
+      </w:r>
+      <w:r>
+        <w:t>國家</w:t>
+      </w:r>
+      <w:r>
+        <w:t xml:space="preserve"> </w:t>
+      </w:r>
+    </w:p>
+    <w:p>
+      <w:pPr>
+        <w:widowControl/>
+        <w:numPr>
+          <w:ilvl w:val="0"/>
+          <w:numId w:val="24"/>
+        </w:numPr>
+        <w:spacing w:before="100" w:beforeAutospacing="1" w:after="100" w:afterAutospacing="1" w:line="240" w:lineRule="auto"/>
+      </w:pPr>
+      <w:r>
+        <w:t>India</w:t>
+      </w:r>
+    </w:p>
+    <w:p>
+      <w:pPr>
+        <w:widowControl/>
+        <w:spacing w:before="100" w:beforeAutospacing="1" w:after="100" w:afterAutospacing="1" w:line="240" w:lineRule="auto"/>
+      </w:pPr>
+      <w:r>
+        <w:t>能源自主</w:t>
+      </w:r>
+      <w:r>
+        <w:t xml:space="preserve"> / </w:t>
+      </w:r>
+      <w:r>
+        <w:t>出口國</w:t>
+      </w:r>
+    </w:p>
+    <w:p>
+      <w:pPr>
+        <w:widowControl/>
+        <w:numPr>
+          <w:ilvl w:val="0"/>
+          <w:numId w:val="25"/>
+        </w:numPr>
+        <w:spacing w:before="100" w:beforeAutospacing="1" w:after="100" w:afterAutospacing="1" w:line="240" w:lineRule="auto"/>
+      </w:pPr>
+      <w:r>
+        <w:t xml:space="preserve">USA </w:t>
+      </w:r>
+    </w:p>
+    <w:p>
+      <w:pPr>
+        <w:widowControl/>
+        <w:numPr>
+          <w:ilvl w:val="0"/>
+          <w:numId w:val="25"/>
+        </w:numPr>
+        <w:spacing w:before="100" w:beforeAutospacing="1" w:after="100" w:afterAutospacing="1" w:line="240" w:lineRule="auto"/>
+      </w:pPr>
+      <w:r>
+        <w:t xml:space="preserve">Canada </w:t>
+      </w:r>
+    </w:p>
+    <w:p>
+      <w:pPr>
+        <w:widowControl/>
+        <w:numPr>
+          <w:ilvl w:val="0"/>
+          <w:numId w:val="25"/>
+        </w:numPr>
+        <w:spacing w:before="100" w:beforeAutospacing="1" w:after="100" w:afterAutospacing="1" w:line="240" w:lineRule="auto"/>
+      </w:pPr>
+      <w:r>
+        <w:t>Norway</w:t>
+      </w:r>
+      <w:r>
+        <w:t>（石油國）</w:t>
+      </w:r>
+      <w:r>
+        <w:t xml:space="preserve"> </w:t>
+      </w:r>
+    </w:p>
+    <w:p>
+      <w:pPr>
+        <w:widowControl/>
+        <w:numPr>
+          <w:ilvl w:val="0"/>
+          <w:numId w:val="25"/>
+        </w:numPr>
+        <w:spacing w:before="100" w:beforeAutospacing="1" w:after="100" w:afterAutospacing="1" w:line="240" w:lineRule="auto"/>
+      </w:pPr>
+      <w:r>
+        <w:t>Middle East</w:t>
+      </w:r>
+    </w:p>
+    <w:p>
+      <w:pPr>
+        <w:widowControl/>
+        <w:spacing w:before="100" w:beforeAutospacing="1" w:after="100" w:afterAutospacing="1" w:line="240" w:lineRule="auto"/>
+      </w:pPr>
+    </w:p>
+    <w:p>
+      <w:pPr>
+        <w:widowControl/>
+        <w:spacing w:before="100" w:beforeAutospacing="1" w:after="100" w:afterAutospacing="1" w:line="240" w:lineRule="auto"/>
+      </w:pPr>
     </w:p>
     <w:p>
       <w:pPr>
@@ -4578,7 +5065,6 @@
     <w:p>
       <w:pPr>
         <w:rPr>
-          <w:rFonts w:hint="eastAsia"/>
           <w:sz w:val="44"/>
           <w:szCs w:val="44"/>
         </w:rPr>
@@ -4673,10 +5159,556 @@
     <w:p>
       <w:pPr>
         <w:rPr>
-          <w:sz w:val="22"/>
-          <w:szCs w:val="22"/>
-        </w:rPr>
-      </w:pPr>
+          <w:rFonts w:asciiTheme="minorEastAsia" w:hAnsiTheme="minorEastAsia"/>
+          <w:sz w:val="22"/>
+          <w:szCs w:val="22"/>
+        </w:rPr>
+      </w:pPr>
+      <w:r>
+        <w:rPr>
+          <w:rFonts w:asciiTheme="minorEastAsia" w:hAnsiTheme="minorEastAsia"/>
+          <w:sz w:val="22"/>
+          <w:szCs w:val="22"/>
+        </w:rPr>
+        <w:t>油價對EV銷售的影響為『</w:t>
+      </w:r>
+      <w:proofErr w:type="gramStart"/>
+      <w:r>
+        <w:rPr>
+          <w:rFonts w:asciiTheme="minorEastAsia" w:hAnsiTheme="minorEastAsia"/>
+          <w:sz w:val="22"/>
+          <w:szCs w:val="22"/>
+        </w:rPr>
+        <w:t>間接且滯後</w:t>
+      </w:r>
+      <w:proofErr w:type="gramEnd"/>
+      <w:r>
+        <w:rPr>
+          <w:rFonts w:asciiTheme="minorEastAsia" w:hAnsiTheme="minorEastAsia"/>
+          <w:sz w:val="22"/>
+          <w:szCs w:val="22"/>
+        </w:rPr>
+        <w:t>』，短期影響有限，但長期高油價會強化EV轉型誘因</w:t>
+      </w:r>
+      <w:r>
+        <w:rPr>
+          <w:rFonts w:asciiTheme="minorEastAsia" w:hAnsiTheme="minorEastAsia" w:hint="eastAsia"/>
+          <w:sz w:val="22"/>
+          <w:szCs w:val="22"/>
+        </w:rPr>
+        <w:t xml:space="preserve">政府推力 </w:t>
+      </w:r>
+      <w:r>
+        <w:rPr>
+          <w:rFonts w:asciiTheme="minorEastAsia" w:hAnsiTheme="minorEastAsia"/>
+          <w:sz w:val="22"/>
+          <w:szCs w:val="22"/>
+        </w:rPr>
+        <w:sym w:font="Wingdings" w:char="F0E0"/>
+      </w:r>
+      <w:r>
+        <w:rPr>
+          <w:color w:val="FF0000"/>
+          <w:sz w:val="22"/>
+          <w:szCs w:val="22"/>
+        </w:rPr>
+        <w:t>油價不是直接因素，是「加速器」</w:t>
+      </w:r>
+    </w:p>
+    <w:p>
+      <w:pPr>
+        <w:rPr>
+          <w:rFonts w:asciiTheme="minorEastAsia" w:hAnsiTheme="minorEastAsia"/>
+          <w:sz w:val="22"/>
+          <w:szCs w:val="22"/>
+        </w:rPr>
+      </w:pPr>
+      <w:r>
+        <w:rPr>
+          <w:rFonts w:asciiTheme="minorEastAsia" w:hAnsiTheme="minorEastAsia" w:hint="eastAsia"/>
+          <w:sz w:val="22"/>
+          <w:szCs w:val="22"/>
+        </w:rPr>
+        <w:t>(政策)影響力較直接，其中包含價格(關稅、補貼)、便利性(</w:t>
+      </w:r>
+      <w:r>
+        <w:rPr>
+          <w:rFonts w:asciiTheme="minorEastAsia" w:hAnsiTheme="minorEastAsia" w:hint="eastAsia"/>
+          <w:sz w:val="22"/>
+          <w:szCs w:val="22"/>
+        </w:rPr>
+        <w:t xml:space="preserve">技術層面: </w:t>
+      </w:r>
+      <w:r>
+        <w:rPr>
+          <w:rFonts w:asciiTheme="minorEastAsia" w:hAnsiTheme="minorEastAsia" w:hint="eastAsia"/>
+          <w:sz w:val="22"/>
+          <w:szCs w:val="22"/>
+        </w:rPr>
+        <w:t>里程數，充電樁)、安全性(包含技術層面: 電池，政府應對措施)</w:t>
+      </w:r>
+      <w:r>
+        <w:rPr>
+          <w:rFonts w:asciiTheme="minorEastAsia" w:hAnsiTheme="minorEastAsia"/>
+          <w:sz w:val="22"/>
+          <w:szCs w:val="22"/>
+        </w:rPr>
+        <w:t>…</w:t>
+      </w:r>
+    </w:p>
+    <w:p>
+      <w:pPr>
+        <w:rPr>
+          <w:rStyle w:val="notion-enable-hover"/>
+          <w:rFonts w:asciiTheme="minorEastAsia" w:hAnsiTheme="minorEastAsia"/>
+          <w:bCs/>
+          <w:sz w:val="22"/>
+          <w:szCs w:val="22"/>
+        </w:rPr>
+      </w:pPr>
+      <w:r>
+        <w:rPr>
+          <w:rFonts w:asciiTheme="minorEastAsia" w:hAnsiTheme="minorEastAsia" w:hint="eastAsia"/>
+          <w:sz w:val="22"/>
+          <w:szCs w:val="22"/>
+        </w:rPr>
+        <w:t>而能迫使政府大力推力又分幾種因素: 受氣候、能源影響地區</w:t>
+      </w:r>
+      <w:r>
+        <w:rPr>
+          <w:rFonts w:asciiTheme="minorEastAsia" w:hAnsiTheme="minorEastAsia" w:hint="eastAsia"/>
+          <w:sz w:val="22"/>
+          <w:szCs w:val="22"/>
+        </w:rPr>
+        <w:t>、</w:t>
+      </w:r>
+      <w:r>
+        <w:rPr>
+          <w:rStyle w:val="notion-enable-hover"/>
+          <w:rFonts w:asciiTheme="minorEastAsia" w:hAnsiTheme="minorEastAsia"/>
+          <w:bCs/>
+          <w:sz w:val="22"/>
+          <w:szCs w:val="22"/>
+        </w:rPr>
+        <w:t>戰略轉型</w:t>
+      </w:r>
+      <w:r>
+        <w:rPr>
+          <w:rStyle w:val="notion-enable-hover"/>
+          <w:rFonts w:asciiTheme="minorEastAsia" w:hAnsiTheme="minorEastAsia" w:hint="eastAsia"/>
+          <w:bCs/>
+          <w:sz w:val="22"/>
+          <w:szCs w:val="22"/>
+        </w:rPr>
+        <w:t>、</w:t>
+      </w:r>
+      <w:r>
+        <w:rPr>
+          <w:rStyle w:val="notion-enable-hover"/>
+          <w:rFonts w:asciiTheme="minorEastAsia" w:hAnsiTheme="minorEastAsia"/>
+          <w:bCs/>
+          <w:sz w:val="22"/>
+          <w:szCs w:val="22"/>
+        </w:rPr>
+        <w:t>地緣政治</w:t>
+      </w:r>
+    </w:p>
+    <w:p>
+      <w:pPr>
+        <w:rPr>
+          <w:b/>
+          <w:bCs/>
+          <w:sz w:val="22"/>
+          <w:szCs w:val="22"/>
+        </w:rPr>
+      </w:pPr>
+      <w:r>
+        <w:rPr>
+          <w:b/>
+          <w:bCs/>
+          <w:sz w:val="22"/>
+          <w:szCs w:val="22"/>
+        </w:rPr>
+        <w:t>架構：</w:t>
+      </w:r>
+    </w:p>
+    <w:p>
+      <w:pPr>
+        <w:rPr>
+          <w:b/>
+          <w:bCs/>
+          <w:sz w:val="22"/>
+          <w:szCs w:val="22"/>
+        </w:rPr>
+      </w:pPr>
+      <w:r>
+        <w:rPr>
+          <w:b/>
+          <w:bCs/>
+          <w:sz w:val="22"/>
+          <w:szCs w:val="22"/>
+        </w:rPr>
+        <w:t>1️</w:t>
+      </w:r>
+      <w:r>
+        <w:rPr>
+          <w:b/>
+          <w:bCs/>
+          <w:sz w:val="22"/>
+          <w:szCs w:val="22"/>
+        </w:rPr>
+        <w:t>政策（政府能控制）</w:t>
+      </w:r>
+    </w:p>
+    <w:p>
+      <w:pPr>
+        <w:numPr>
+          <w:ilvl w:val="0"/>
+          <w:numId w:val="26"/>
+        </w:numPr>
+        <w:rPr>
+          <w:sz w:val="22"/>
+          <w:szCs w:val="22"/>
+        </w:rPr>
+      </w:pPr>
+      <w:r>
+        <w:rPr>
+          <w:sz w:val="22"/>
+          <w:szCs w:val="22"/>
+        </w:rPr>
+        <w:t>補貼</w:t>
+      </w:r>
+      <w:r>
+        <w:rPr>
+          <w:sz w:val="22"/>
+          <w:szCs w:val="22"/>
+        </w:rPr>
+        <w:t xml:space="preserve"> </w:t>
+      </w:r>
+    </w:p>
+    <w:p>
+      <w:pPr>
+        <w:numPr>
+          <w:ilvl w:val="0"/>
+          <w:numId w:val="26"/>
+        </w:numPr>
+        <w:rPr>
+          <w:sz w:val="22"/>
+          <w:szCs w:val="22"/>
+        </w:rPr>
+      </w:pPr>
+      <w:r>
+        <w:rPr>
+          <w:sz w:val="22"/>
+          <w:szCs w:val="22"/>
+        </w:rPr>
+        <w:t>稅收</w:t>
+      </w:r>
+      <w:r>
+        <w:rPr>
+          <w:sz w:val="22"/>
+          <w:szCs w:val="22"/>
+        </w:rPr>
+        <w:t xml:space="preserve"> </w:t>
+      </w:r>
+    </w:p>
+    <w:p>
+      <w:pPr>
+        <w:numPr>
+          <w:ilvl w:val="0"/>
+          <w:numId w:val="26"/>
+        </w:numPr>
+        <w:rPr>
+          <w:sz w:val="22"/>
+          <w:szCs w:val="22"/>
+        </w:rPr>
+      </w:pPr>
+      <w:r>
+        <w:rPr>
+          <w:sz w:val="22"/>
+          <w:szCs w:val="22"/>
+        </w:rPr>
+        <w:t>法規（禁售燃油車）</w:t>
+      </w:r>
+      <w:r>
+        <w:rPr>
+          <w:sz w:val="22"/>
+          <w:szCs w:val="22"/>
+        </w:rPr>
+        <w:t xml:space="preserve"> </w:t>
+      </w:r>
+    </w:p>
+    <w:p>
+      <w:pPr>
+        <w:rPr>
+          <w:sz w:val="22"/>
+          <w:szCs w:val="22"/>
+        </w:rPr>
+      </w:pPr>
+      <w:r>
+        <w:rPr>
+          <w:sz w:val="22"/>
+          <w:szCs w:val="22"/>
+        </w:rPr>
+        <w:pict w14:anchorId="63C4A3D3">
+          <v:rect id="_x0000_i1050" style="width:0;height:1.5pt" o:hralign="center" o:hrstd="t" o:hr="t" fillcolor="#a0a0a0" stroked="f"/>
+        </w:pict>
+      </w:r>
+    </w:p>
+    <w:p>
+      <w:pPr>
+        <w:rPr>
+          <w:b/>
+          <w:bCs/>
+          <w:sz w:val="22"/>
+          <w:szCs w:val="22"/>
+        </w:rPr>
+      </w:pPr>
+      <w:r>
+        <w:rPr>
+          <w:b/>
+          <w:bCs/>
+          <w:sz w:val="22"/>
+          <w:szCs w:val="22"/>
+        </w:rPr>
+        <w:lastRenderedPageBreak/>
+        <w:t>2️</w:t>
+      </w:r>
+      <w:r>
+        <w:rPr>
+          <w:b/>
+          <w:bCs/>
+          <w:sz w:val="22"/>
+          <w:szCs w:val="22"/>
+        </w:rPr>
+        <w:t>技術（產業發展）</w:t>
+      </w:r>
+    </w:p>
+    <w:p>
+      <w:pPr>
+        <w:numPr>
+          <w:ilvl w:val="0"/>
+          <w:numId w:val="27"/>
+        </w:numPr>
+        <w:rPr>
+          <w:sz w:val="22"/>
+          <w:szCs w:val="22"/>
+        </w:rPr>
+      </w:pPr>
+      <w:r>
+        <w:rPr>
+          <w:sz w:val="22"/>
+          <w:szCs w:val="22"/>
+        </w:rPr>
+        <w:t>電池成本</w:t>
+      </w:r>
+      <w:r>
+        <w:rPr>
+          <w:sz w:val="22"/>
+          <w:szCs w:val="22"/>
+        </w:rPr>
+        <w:t xml:space="preserve"> </w:t>
+      </w:r>
+    </w:p>
+    <w:p>
+      <w:pPr>
+        <w:numPr>
+          <w:ilvl w:val="0"/>
+          <w:numId w:val="27"/>
+        </w:numPr>
+        <w:rPr>
+          <w:sz w:val="22"/>
+          <w:szCs w:val="22"/>
+        </w:rPr>
+      </w:pPr>
+      <w:r>
+        <w:rPr>
+          <w:sz w:val="22"/>
+          <w:szCs w:val="22"/>
+        </w:rPr>
+        <w:t>續航</w:t>
+      </w:r>
+      <w:r>
+        <w:rPr>
+          <w:sz w:val="22"/>
+          <w:szCs w:val="22"/>
+        </w:rPr>
+        <w:t xml:space="preserve"> </w:t>
+      </w:r>
+    </w:p>
+    <w:p>
+      <w:pPr>
+        <w:numPr>
+          <w:ilvl w:val="0"/>
+          <w:numId w:val="27"/>
+        </w:numPr>
+        <w:rPr>
+          <w:sz w:val="22"/>
+          <w:szCs w:val="22"/>
+        </w:rPr>
+      </w:pPr>
+      <w:r>
+        <w:rPr>
+          <w:sz w:val="22"/>
+          <w:szCs w:val="22"/>
+        </w:rPr>
+        <w:t>充電速度</w:t>
+      </w:r>
+      <w:r>
+        <w:rPr>
+          <w:sz w:val="22"/>
+          <w:szCs w:val="22"/>
+        </w:rPr>
+        <w:t xml:space="preserve"> </w:t>
+      </w:r>
+    </w:p>
+    <w:p>
+      <w:pPr>
+        <w:rPr>
+          <w:sz w:val="22"/>
+          <w:szCs w:val="22"/>
+        </w:rPr>
+      </w:pPr>
+      <w:r>
+        <w:rPr>
+          <w:sz w:val="22"/>
+          <w:szCs w:val="22"/>
+        </w:rPr>
+        <w:pict w14:anchorId="09CDC393">
+          <v:rect id="_x0000_i1051" style="width:0;height:1.5pt" o:hralign="center" o:hrstd="t" o:hr="t" fillcolor="#a0a0a0" stroked="f"/>
+        </w:pict>
+      </w:r>
+    </w:p>
+    <w:p>
+      <w:pPr>
+        <w:rPr>
+          <w:b/>
+          <w:bCs/>
+          <w:sz w:val="22"/>
+          <w:szCs w:val="22"/>
+        </w:rPr>
+      </w:pPr>
+      <w:r>
+        <w:rPr>
+          <w:b/>
+          <w:bCs/>
+          <w:sz w:val="22"/>
+          <w:szCs w:val="22"/>
+        </w:rPr>
+        <w:t>3️</w:t>
+      </w:r>
+      <w:r>
+        <w:rPr>
+          <w:b/>
+          <w:bCs/>
+          <w:sz w:val="22"/>
+          <w:szCs w:val="22"/>
+        </w:rPr>
+        <w:t>使用條件（消費者感受）</w:t>
+      </w:r>
+    </w:p>
+    <w:p>
+      <w:pPr>
+        <w:numPr>
+          <w:ilvl w:val="0"/>
+          <w:numId w:val="28"/>
+        </w:numPr>
+        <w:rPr>
+          <w:sz w:val="22"/>
+          <w:szCs w:val="22"/>
+        </w:rPr>
+      </w:pPr>
+      <w:r>
+        <w:rPr>
+          <w:sz w:val="22"/>
+          <w:szCs w:val="22"/>
+        </w:rPr>
+        <w:t>充電樁</w:t>
+      </w:r>
+      <w:r>
+        <w:rPr>
+          <w:sz w:val="22"/>
+          <w:szCs w:val="22"/>
+        </w:rPr>
+        <w:t xml:space="preserve"> </w:t>
+      </w:r>
+    </w:p>
+    <w:p>
+      <w:pPr>
+        <w:numPr>
+          <w:ilvl w:val="0"/>
+          <w:numId w:val="28"/>
+        </w:numPr>
+        <w:rPr>
+          <w:sz w:val="22"/>
+          <w:szCs w:val="22"/>
+        </w:rPr>
+      </w:pPr>
+      <w:r>
+        <w:rPr>
+          <w:sz w:val="22"/>
+          <w:szCs w:val="22"/>
+        </w:rPr>
+        <w:t>便利性</w:t>
+      </w:r>
+      <w:r>
+        <w:rPr>
+          <w:sz w:val="22"/>
+          <w:szCs w:val="22"/>
+        </w:rPr>
+        <w:t xml:space="preserve"> </w:t>
+      </w:r>
+    </w:p>
+    <w:p>
+      <w:pPr>
+        <w:numPr>
+          <w:ilvl w:val="0"/>
+          <w:numId w:val="28"/>
+        </w:numPr>
+        <w:rPr>
+          <w:sz w:val="22"/>
+          <w:szCs w:val="22"/>
+        </w:rPr>
+      </w:pPr>
+      <w:r>
+        <w:rPr>
+          <w:sz w:val="22"/>
+          <w:szCs w:val="22"/>
+        </w:rPr>
+        <w:t>安全認知</w:t>
+      </w:r>
+    </w:p>
+    <w:p>
+      <w:pPr>
+        <w:rPr>
+          <w:rFonts w:asciiTheme="minorEastAsia" w:hAnsiTheme="minorEastAsia" w:hint="eastAsia"/>
+          <w:sz w:val="22"/>
+          <w:szCs w:val="22"/>
+        </w:rPr>
+      </w:pPr>
+      <w:r>
+        <w:rPr>
+          <w:rFonts w:asciiTheme="minorEastAsia" w:hAnsiTheme="minorEastAsia"/>
+          <w:sz w:val="22"/>
+          <w:szCs w:val="22"/>
+        </w:rPr>
+        <w:t>EV轉型本質上是一場能源系統重構，而非單純交通工具替代</w:t>
+      </w:r>
+    </w:p>
+    <w:p>
+      <w:pPr>
+        <w:rPr>
+          <w:sz w:val="22"/>
+          <w:szCs w:val="22"/>
+        </w:rPr>
+      </w:pPr>
+      <w:r>
+        <w:rPr>
+          <w:sz w:val="22"/>
+          <w:szCs w:val="22"/>
+        </w:rPr>
+        <w:t>電動車的競爭不只是車，而是能源、政策與產業鏈的綜合競爭</w:t>
+      </w:r>
     </w:p>
     <w:sectPr>
       <w:pgSz w:w="11906" w:h="16838"/>
@@ -4689,7 +5721,7 @@
 </file>
 
 <file path=word/numbering.xml><?xml version="1.0" encoding="utf-8"?>
-<w:numbering xmlns:wpc="http://schemas.microsoft.com/office/word/2010/wordprocessingCanvas" xmlns:cx="http://schemas.microsoft.com/office/drawing/2014/chartex" xmlns:cx1="http://schemas.microsoft.com/office/drawing/2015/9/8/chartex" xmlns:cx2="http://schemas.microsoft.com/office/drawing/2015/10/21/chartex" xmlns:cx3="http://schemas.microsoft.com/office/drawing/2016/5/9/chartex" xmlns:cx4="http://schemas.microsoft.com/office/drawing/2016/5/10/chartex" xmlns:cx5="http://schemas.microsoft.com/office/drawing/2016/5/11/chartex" xmlns:cx6="http://schemas.microsoft.com/office/drawing/2016/5/12/chartex" xmlns:cx7="http://schemas.microsoft.com/office/drawing/2016/5/13/chartex" xmlns:cx8="http://schemas.microsoft.com/office/drawing/2016/5/14/chartex" xmlns:mc="http://schemas.openxmlformats.org/markup-compatibility/2006" xmlns:aink="http://schemas.microsoft.com/office/drawing/2016/ink" xmlns:am3d="http://schemas.microsoft.com/office/drawing/2017/model3d" xmlns:o="urn:schemas-microsoft-com:office:office" xmlns:oel="http://schemas.microsoft.com/office/2019/extlst" xmlns:r="http://schemas.openxmlformats.org/officeDocument/2006/relationships" xmlns:m="http://schemas.openxmlformats.org/officeDocument/2006/math" xmlns:v="urn:schemas-microsoft-com:vml" xmlns:wp14="http://schemas.microsoft.com/office/word/2010/wordprocessingDrawing" xmlns:wp="http://schemas.openxmlformats.org/drawingml/2006/wordprocessingDrawing" xmlns:w10="urn:schemas-microsoft-com:office:word" xmlns:w="http://schemas.openxmlformats.org/wordprocessingml/2006/main" xmlns:w14="http://schemas.microsoft.com/office/word/2010/wordml" xmlns:w15="http://schemas.microsoft.com/office/word/2012/wordml" xmlns:w16cex="http://schemas.microsoft.com/office/word/2018/wordml/cex" xmlns:w16cid="http://schemas.microsoft.com/office/word/2016/wordml/cid" xmlns:w16="http://schemas.microsoft.com/office/word/2018/wordml" xmlns:w16du="http://schemas.microsoft.com/office/word/2023/wordml/word16du" xmlns:w16sdtdh="http://schemas.microsoft.com/office/word/2020/wordml/sdtdatahash" xmlns:w16sdtfl="http://schemas.microsoft.com/office/word/2024/wordml/sdtformatlock" xmlns:w16se="http://schemas.microsoft.com/office/word/2015/wordml/symex" xmlns:wpg="http://schemas.microsoft.com/office/word/2010/wordprocessingGroup" xmlns:wpi="http://schemas.microsoft.com/office/word/2010/wordprocessingInk" xmlns:wne="http://schemas.microsoft.com/office/word/2006/wordml" xmlns:wps="http://schemas.microsoft.com/office/word/2010/wordprocessingShape" mc:Ignorable="w14 w15 w16se w16cid w16 w16cex w16sdtdh w16sdtfl w16du wp14">
+<w:numbering xmlns:wpc="http://schemas.microsoft.com/office/word/2010/wordprocessingCanvas" xmlns:cx="http://schemas.microsoft.com/office/drawing/2014/chartex" xmlns:mc="http://schemas.openxmlformats.org/markup-compatibility/2006" xmlns:o="urn:schemas-microsoft-com:office:office" xmlns:r="http://schemas.openxmlformats.org/officeDocument/2006/relationships" xmlns:m="http://schemas.openxmlformats.org/officeDocument/2006/math" xmlns:v="urn:schemas-microsoft-com:vml" xmlns:wp14="http://schemas.microsoft.com/office/word/2010/wordprocessingDrawing" xmlns:wp="http://schemas.openxmlformats.org/drawingml/2006/wordprocessingDrawing" xmlns:w10="urn:schemas-microsoft-com:office:word" xmlns:w="http://schemas.openxmlformats.org/wordprocessingml/2006/main" xmlns:w14="http://schemas.microsoft.com/office/word/2010/wordml" xmlns:w15="http://schemas.microsoft.com/office/word/2012/wordml" xmlns:w16se="http://schemas.microsoft.com/office/word/2015/wordml/symex" xmlns:wpg="http://schemas.microsoft.com/office/word/2010/wordprocessingGroup" xmlns:wpi="http://schemas.microsoft.com/office/word/2010/wordprocessingInk" xmlns:wne="http://schemas.microsoft.com/office/word/2006/wordml" xmlns:wps="http://schemas.microsoft.com/office/word/2010/wordprocessingShape" mc:Ignorable="w14 w15 w16se wp14">
   <w:abstractNum w:abstractNumId="0" w15:restartNumberingAfterBreak="0">
     <w:nsid w:val="00CD73AB"/>
     <w:multiLevelType w:val="multilevel"/>
@@ -5723,6 +6755,155 @@
     </w:lvl>
   </w:abstractNum>
   <w:abstractNum w:abstractNumId="8" w15:restartNumberingAfterBreak="0">
+    <w:nsid w:val="30957D51"/>
+    <w:multiLevelType w:val="multilevel"/>
+    <w:tmpl w:val="C88C3E80"/>
+    <w:lvl w:ilvl="0">
+      <w:start w:val="1"/>
+      <w:numFmt w:val="bullet"/>
+      <w:lvlText w:val=""/>
+      <w:lvlJc w:val="left"/>
+      <w:pPr>
+        <w:tabs>
+          <w:tab w:val="num" w:pos="720"/>
+        </w:tabs>
+        <w:ind w:left="720" w:hanging="360"/>
+      </w:pPr>
+      <w:rPr>
+        <w:rFonts w:ascii="Symbol" w:hAnsi="Symbol" w:hint="default"/>
+        <w:sz w:val="20"/>
+      </w:rPr>
+    </w:lvl>
+    <w:lvl w:ilvl="1" w:tentative="1">
+      <w:start w:val="1"/>
+      <w:numFmt w:val="bullet"/>
+      <w:lvlText w:val="o"/>
+      <w:lvlJc w:val="left"/>
+      <w:pPr>
+        <w:tabs>
+          <w:tab w:val="num" w:pos="1440"/>
+        </w:tabs>
+        <w:ind w:left="1440" w:hanging="360"/>
+      </w:pPr>
+      <w:rPr>
+        <w:rFonts w:ascii="Courier New" w:hAnsi="Courier New" w:hint="default"/>
+        <w:sz w:val="20"/>
+      </w:rPr>
+    </w:lvl>
+    <w:lvl w:ilvl="2" w:tentative="1">
+      <w:start w:val="1"/>
+      <w:numFmt w:val="bullet"/>
+      <w:lvlText w:val=""/>
+      <w:lvlJc w:val="left"/>
+      <w:pPr>
+        <w:tabs>
+          <w:tab w:val="num" w:pos="2160"/>
+        </w:tabs>
+        <w:ind w:left="2160" w:hanging="360"/>
+      </w:pPr>
+      <w:rPr>
+        <w:rFonts w:ascii="Wingdings" w:hAnsi="Wingdings" w:hint="default"/>
+        <w:sz w:val="20"/>
+      </w:rPr>
+    </w:lvl>
+    <w:lvl w:ilvl="3" w:tentative="1">
+      <w:start w:val="1"/>
+      <w:numFmt w:val="bullet"/>
+      <w:lvlText w:val=""/>
+      <w:lvlJc w:val="left"/>
+      <w:pPr>
+        <w:tabs>
+          <w:tab w:val="num" w:pos="2880"/>
+        </w:tabs>
+        <w:ind w:left="2880" w:hanging="360"/>
+      </w:pPr>
+      <w:rPr>
+        <w:rFonts w:ascii="Wingdings" w:hAnsi="Wingdings" w:hint="default"/>
+        <w:sz w:val="20"/>
+      </w:rPr>
+    </w:lvl>
+    <w:lvl w:ilvl="4" w:tentative="1">
+      <w:start w:val="1"/>
+      <w:numFmt w:val="bullet"/>
+      <w:lvlText w:val=""/>
+      <w:lvlJc w:val="left"/>
+      <w:pPr>
+        <w:tabs>
+          <w:tab w:val="num" w:pos="3600"/>
+        </w:tabs>
+        <w:ind w:left="3600" w:hanging="360"/>
+      </w:pPr>
+      <w:rPr>
+        <w:rFonts w:ascii="Wingdings" w:hAnsi="Wingdings" w:hint="default"/>
+        <w:sz w:val="20"/>
+      </w:rPr>
+    </w:lvl>
+    <w:lvl w:ilvl="5" w:tentative="1">
+      <w:start w:val="1"/>
+      <w:numFmt w:val="bullet"/>
+      <w:lvlText w:val=""/>
+      <w:lvlJc w:val="left"/>
+      <w:pPr>
+        <w:tabs>
+          <w:tab w:val="num" w:pos="4320"/>
+        </w:tabs>
+        <w:ind w:left="4320" w:hanging="360"/>
+      </w:pPr>
+      <w:rPr>
+        <w:rFonts w:ascii="Wingdings" w:hAnsi="Wingdings" w:hint="default"/>
+        <w:sz w:val="20"/>
+      </w:rPr>
+    </w:lvl>
+    <w:lvl w:ilvl="6" w:tentative="1">
+      <w:start w:val="1"/>
+      <w:numFmt w:val="bullet"/>
+      <w:lvlText w:val=""/>
+      <w:lvlJc w:val="left"/>
+      <w:pPr>
+        <w:tabs>
+          <w:tab w:val="num" w:pos="5040"/>
+        </w:tabs>
+        <w:ind w:left="5040" w:hanging="360"/>
+      </w:pPr>
+      <w:rPr>
+        <w:rFonts w:ascii="Wingdings" w:hAnsi="Wingdings" w:hint="default"/>
+        <w:sz w:val="20"/>
+      </w:rPr>
+    </w:lvl>
+    <w:lvl w:ilvl="7" w:tentative="1">
+      <w:start w:val="1"/>
+      <w:numFmt w:val="bullet"/>
+      <w:lvlText w:val=""/>
+      <w:lvlJc w:val="left"/>
+      <w:pPr>
+        <w:tabs>
+          <w:tab w:val="num" w:pos="5760"/>
+        </w:tabs>
+        <w:ind w:left="5760" w:hanging="360"/>
+      </w:pPr>
+      <w:rPr>
+        <w:rFonts w:ascii="Wingdings" w:hAnsi="Wingdings" w:hint="default"/>
+        <w:sz w:val="20"/>
+      </w:rPr>
+    </w:lvl>
+    <w:lvl w:ilvl="8" w:tentative="1">
+      <w:start w:val="1"/>
+      <w:numFmt w:val="bullet"/>
+      <w:lvlText w:val=""/>
+      <w:lvlJc w:val="left"/>
+      <w:pPr>
+        <w:tabs>
+          <w:tab w:val="num" w:pos="6480"/>
+        </w:tabs>
+        <w:ind w:left="6480" w:hanging="360"/>
+      </w:pPr>
+      <w:rPr>
+        <w:rFonts w:ascii="Wingdings" w:hAnsi="Wingdings" w:hint="default"/>
+        <w:sz w:val="20"/>
+      </w:rPr>
+    </w:lvl>
+  </w:abstractNum>
+  <w:abstractNum w:abstractNumId="9" w15:restartNumberingAfterBreak="0">
     <w:nsid w:val="35AD713E"/>
     <w:multiLevelType w:val="multilevel"/>
     <w:tmpl w:val="750240F8"/>
@@ -5871,7 +7052,7 @@
       </w:rPr>
     </w:lvl>
   </w:abstractNum>
-  <w:abstractNum w:abstractNumId="9" w15:restartNumberingAfterBreak="0">
+  <w:abstractNum w:abstractNumId="10" w15:restartNumberingAfterBreak="0">
     <w:nsid w:val="3ADB2536"/>
     <w:multiLevelType w:val="multilevel"/>
     <w:tmpl w:val="88B4CF9E"/>
@@ -6020,7 +7201,7 @@
       </w:rPr>
     </w:lvl>
   </w:abstractNum>
-  <w:abstractNum w:abstractNumId="10" w15:restartNumberingAfterBreak="0">
+  <w:abstractNum w:abstractNumId="11" w15:restartNumberingAfterBreak="0">
     <w:nsid w:val="3BD9358A"/>
     <w:multiLevelType w:val="multilevel"/>
     <w:tmpl w:val="7CA42792"/>
@@ -6169,7 +7350,156 @@
       </w:rPr>
     </w:lvl>
   </w:abstractNum>
-  <w:abstractNum w:abstractNumId="11" w15:restartNumberingAfterBreak="0">
+  <w:abstractNum w:abstractNumId="12" w15:restartNumberingAfterBreak="0">
+    <w:nsid w:val="3CD6234E"/>
+    <w:multiLevelType w:val="multilevel"/>
+    <w:tmpl w:val="51209618"/>
+    <w:lvl w:ilvl="0">
+      <w:start w:val="1"/>
+      <w:numFmt w:val="bullet"/>
+      <w:lvlText w:val=""/>
+      <w:lvlJc w:val="left"/>
+      <w:pPr>
+        <w:tabs>
+          <w:tab w:val="num" w:pos="720"/>
+        </w:tabs>
+        <w:ind w:left="720" w:hanging="360"/>
+      </w:pPr>
+      <w:rPr>
+        <w:rFonts w:ascii="Symbol" w:hAnsi="Symbol" w:hint="default"/>
+        <w:sz w:val="20"/>
+      </w:rPr>
+    </w:lvl>
+    <w:lvl w:ilvl="1" w:tentative="1">
+      <w:start w:val="1"/>
+      <w:numFmt w:val="bullet"/>
+      <w:lvlText w:val="o"/>
+      <w:lvlJc w:val="left"/>
+      <w:pPr>
+        <w:tabs>
+          <w:tab w:val="num" w:pos="1440"/>
+        </w:tabs>
+        <w:ind w:left="1440" w:hanging="360"/>
+      </w:pPr>
+      <w:rPr>
+        <w:rFonts w:ascii="Courier New" w:hAnsi="Courier New" w:hint="default"/>
+        <w:sz w:val="20"/>
+      </w:rPr>
+    </w:lvl>
+    <w:lvl w:ilvl="2" w:tentative="1">
+      <w:start w:val="1"/>
+      <w:numFmt w:val="bullet"/>
+      <w:lvlText w:val=""/>
+      <w:lvlJc w:val="left"/>
+      <w:pPr>
+        <w:tabs>
+          <w:tab w:val="num" w:pos="2160"/>
+        </w:tabs>
+        <w:ind w:left="2160" w:hanging="360"/>
+      </w:pPr>
+      <w:rPr>
+        <w:rFonts w:ascii="Wingdings" w:hAnsi="Wingdings" w:hint="default"/>
+        <w:sz w:val="20"/>
+      </w:rPr>
+    </w:lvl>
+    <w:lvl w:ilvl="3" w:tentative="1">
+      <w:start w:val="1"/>
+      <w:numFmt w:val="bullet"/>
+      <w:lvlText w:val=""/>
+      <w:lvlJc w:val="left"/>
+      <w:pPr>
+        <w:tabs>
+          <w:tab w:val="num" w:pos="2880"/>
+        </w:tabs>
+        <w:ind w:left="2880" w:hanging="360"/>
+      </w:pPr>
+      <w:rPr>
+        <w:rFonts w:ascii="Wingdings" w:hAnsi="Wingdings" w:hint="default"/>
+        <w:sz w:val="20"/>
+      </w:rPr>
+    </w:lvl>
+    <w:lvl w:ilvl="4" w:tentative="1">
+      <w:start w:val="1"/>
+      <w:numFmt w:val="bullet"/>
+      <w:lvlText w:val=""/>
+      <w:lvlJc w:val="left"/>
+      <w:pPr>
+        <w:tabs>
+          <w:tab w:val="num" w:pos="3600"/>
+        </w:tabs>
+        <w:ind w:left="3600" w:hanging="360"/>
+      </w:pPr>
+      <w:rPr>
+        <w:rFonts w:ascii="Wingdings" w:hAnsi="Wingdings" w:hint="default"/>
+        <w:sz w:val="20"/>
+      </w:rPr>
+    </w:lvl>
+    <w:lvl w:ilvl="5" w:tentative="1">
+      <w:start w:val="1"/>
+      <w:numFmt w:val="bullet"/>
+      <w:lvlText w:val=""/>
+      <w:lvlJc w:val="left"/>
+      <w:pPr>
+        <w:tabs>
+          <w:tab w:val="num" w:pos="4320"/>
+        </w:tabs>
+        <w:ind w:left="4320" w:hanging="360"/>
+      </w:pPr>
+      <w:rPr>
+        <w:rFonts w:ascii="Wingdings" w:hAnsi="Wingdings" w:hint="default"/>
+        <w:sz w:val="20"/>
+      </w:rPr>
+    </w:lvl>
+    <w:lvl w:ilvl="6" w:tentative="1">
+      <w:start w:val="1"/>
+      <w:numFmt w:val="bullet"/>
+      <w:lvlText w:val=""/>
+      <w:lvlJc w:val="left"/>
+      <w:pPr>
+        <w:tabs>
+          <w:tab w:val="num" w:pos="5040"/>
+        </w:tabs>
+        <w:ind w:left="5040" w:hanging="360"/>
+      </w:pPr>
+      <w:rPr>
+        <w:rFonts w:ascii="Wingdings" w:hAnsi="Wingdings" w:hint="default"/>
+        <w:sz w:val="20"/>
+      </w:rPr>
+    </w:lvl>
+    <w:lvl w:ilvl="7" w:tentative="1">
+      <w:start w:val="1"/>
+      <w:numFmt w:val="bullet"/>
+      <w:lvlText w:val=""/>
+      <w:lvlJc w:val="left"/>
+      <w:pPr>
+        <w:tabs>
+          <w:tab w:val="num" w:pos="5760"/>
+        </w:tabs>
+        <w:ind w:left="5760" w:hanging="360"/>
+      </w:pPr>
+      <w:rPr>
+        <w:rFonts w:ascii="Wingdings" w:hAnsi="Wingdings" w:hint="default"/>
+        <w:sz w:val="20"/>
+      </w:rPr>
+    </w:lvl>
+    <w:lvl w:ilvl="8" w:tentative="1">
+      <w:start w:val="1"/>
+      <w:numFmt w:val="bullet"/>
+      <w:lvlText w:val=""/>
+      <w:lvlJc w:val="left"/>
+      <w:pPr>
+        <w:tabs>
+          <w:tab w:val="num" w:pos="6480"/>
+        </w:tabs>
+        <w:ind w:left="6480" w:hanging="360"/>
+      </w:pPr>
+      <w:rPr>
+        <w:rFonts w:ascii="Wingdings" w:hAnsi="Wingdings" w:hint="default"/>
+        <w:sz w:val="20"/>
+      </w:rPr>
+    </w:lvl>
+  </w:abstractNum>
+  <w:abstractNum w:abstractNumId="13" w15:restartNumberingAfterBreak="0">
     <w:nsid w:val="426F61C9"/>
     <w:multiLevelType w:val="multilevel"/>
     <w:tmpl w:val="6674D81E"/>
@@ -6318,7 +7648,7 @@
       </w:rPr>
     </w:lvl>
   </w:abstractNum>
-  <w:abstractNum w:abstractNumId="12" w15:restartNumberingAfterBreak="0">
+  <w:abstractNum w:abstractNumId="14" w15:restartNumberingAfterBreak="0">
     <w:nsid w:val="433216EF"/>
     <w:multiLevelType w:val="multilevel"/>
     <w:tmpl w:val="F32EC89E"/>
@@ -6467,7 +7797,7 @@
       </w:rPr>
     </w:lvl>
   </w:abstractNum>
-  <w:abstractNum w:abstractNumId="13" w15:restartNumberingAfterBreak="0">
+  <w:abstractNum w:abstractNumId="15" w15:restartNumberingAfterBreak="0">
     <w:nsid w:val="46D770B9"/>
     <w:multiLevelType w:val="multilevel"/>
     <w:tmpl w:val="769849E8"/>
@@ -6584,7 +7914,7 @@
       </w:pPr>
     </w:lvl>
   </w:abstractNum>
-  <w:abstractNum w:abstractNumId="14" w15:restartNumberingAfterBreak="0">
+  <w:abstractNum w:abstractNumId="16" w15:restartNumberingAfterBreak="0">
     <w:nsid w:val="48372346"/>
     <w:multiLevelType w:val="multilevel"/>
     <w:tmpl w:val="C480F426"/>
@@ -6733,7 +8063,7 @@
       </w:rPr>
     </w:lvl>
   </w:abstractNum>
-  <w:abstractNum w:abstractNumId="15" w15:restartNumberingAfterBreak="0">
+  <w:abstractNum w:abstractNumId="17" w15:restartNumberingAfterBreak="0">
     <w:nsid w:val="4E206F25"/>
     <w:multiLevelType w:val="multilevel"/>
     <w:tmpl w:val="573028D6"/>
@@ -6882,7 +8212,7 @@
       </w:rPr>
     </w:lvl>
   </w:abstractNum>
-  <w:abstractNum w:abstractNumId="16" w15:restartNumberingAfterBreak="0">
+  <w:abstractNum w:abstractNumId="18" w15:restartNumberingAfterBreak="0">
     <w:nsid w:val="550E4187"/>
     <w:multiLevelType w:val="multilevel"/>
     <w:tmpl w:val="1A28CBAE"/>
@@ -7031,7 +8361,305 @@
       </w:rPr>
     </w:lvl>
   </w:abstractNum>
-  <w:abstractNum w:abstractNumId="17" w15:restartNumberingAfterBreak="0">
+  <w:abstractNum w:abstractNumId="19" w15:restartNumberingAfterBreak="0">
+    <w:nsid w:val="5536450F"/>
+    <w:multiLevelType w:val="multilevel"/>
+    <w:tmpl w:val="3BD84F18"/>
+    <w:lvl w:ilvl="0">
+      <w:start w:val="1"/>
+      <w:numFmt w:val="bullet"/>
+      <w:lvlText w:val=""/>
+      <w:lvlJc w:val="left"/>
+      <w:pPr>
+        <w:tabs>
+          <w:tab w:val="num" w:pos="720"/>
+        </w:tabs>
+        <w:ind w:left="720" w:hanging="360"/>
+      </w:pPr>
+      <w:rPr>
+        <w:rFonts w:ascii="Symbol" w:hAnsi="Symbol" w:hint="default"/>
+        <w:sz w:val="20"/>
+      </w:rPr>
+    </w:lvl>
+    <w:lvl w:ilvl="1" w:tentative="1">
+      <w:start w:val="1"/>
+      <w:numFmt w:val="bullet"/>
+      <w:lvlText w:val="o"/>
+      <w:lvlJc w:val="left"/>
+      <w:pPr>
+        <w:tabs>
+          <w:tab w:val="num" w:pos="1440"/>
+        </w:tabs>
+        <w:ind w:left="1440" w:hanging="360"/>
+      </w:pPr>
+      <w:rPr>
+        <w:rFonts w:ascii="Courier New" w:hAnsi="Courier New" w:hint="default"/>
+        <w:sz w:val="20"/>
+      </w:rPr>
+    </w:lvl>
+    <w:lvl w:ilvl="2" w:tentative="1">
+      <w:start w:val="1"/>
+      <w:numFmt w:val="bullet"/>
+      <w:lvlText w:val=""/>
+      <w:lvlJc w:val="left"/>
+      <w:pPr>
+        <w:tabs>
+          <w:tab w:val="num" w:pos="2160"/>
+        </w:tabs>
+        <w:ind w:left="2160" w:hanging="360"/>
+      </w:pPr>
+      <w:rPr>
+        <w:rFonts w:ascii="Wingdings" w:hAnsi="Wingdings" w:hint="default"/>
+        <w:sz w:val="20"/>
+      </w:rPr>
+    </w:lvl>
+    <w:lvl w:ilvl="3" w:tentative="1">
+      <w:start w:val="1"/>
+      <w:numFmt w:val="bullet"/>
+      <w:lvlText w:val=""/>
+      <w:lvlJc w:val="left"/>
+      <w:pPr>
+        <w:tabs>
+          <w:tab w:val="num" w:pos="2880"/>
+        </w:tabs>
+        <w:ind w:left="2880" w:hanging="360"/>
+      </w:pPr>
+      <w:rPr>
+        <w:rFonts w:ascii="Wingdings" w:hAnsi="Wingdings" w:hint="default"/>
+        <w:sz w:val="20"/>
+      </w:rPr>
+    </w:lvl>
+    <w:lvl w:ilvl="4" w:tentative="1">
+      <w:start w:val="1"/>
+      <w:numFmt w:val="bullet"/>
+      <w:lvlText w:val=""/>
+      <w:lvlJc w:val="left"/>
+      <w:pPr>
+        <w:tabs>
+          <w:tab w:val="num" w:pos="3600"/>
+        </w:tabs>
+        <w:ind w:left="3600" w:hanging="360"/>
+      </w:pPr>
+      <w:rPr>
+        <w:rFonts w:ascii="Wingdings" w:hAnsi="Wingdings" w:hint="default"/>
+        <w:sz w:val="20"/>
+      </w:rPr>
+    </w:lvl>
+    <w:lvl w:ilvl="5" w:tentative="1">
+      <w:start w:val="1"/>
+      <w:numFmt w:val="bullet"/>
+      <w:lvlText w:val=""/>
+      <w:lvlJc w:val="left"/>
+      <w:pPr>
+        <w:tabs>
+          <w:tab w:val="num" w:pos="4320"/>
+        </w:tabs>
+        <w:ind w:left="4320" w:hanging="360"/>
+      </w:pPr>
+      <w:rPr>
+        <w:rFonts w:ascii="Wingdings" w:hAnsi="Wingdings" w:hint="default"/>
+        <w:sz w:val="20"/>
+      </w:rPr>
+    </w:lvl>
+    <w:lvl w:ilvl="6" w:tentative="1">
+      <w:start w:val="1"/>
+      <w:numFmt w:val="bullet"/>
+      <w:lvlText w:val=""/>
+      <w:lvlJc w:val="left"/>
+      <w:pPr>
+        <w:tabs>
+          <w:tab w:val="num" w:pos="5040"/>
+        </w:tabs>
+        <w:ind w:left="5040" w:hanging="360"/>
+      </w:pPr>
+      <w:rPr>
+        <w:rFonts w:ascii="Wingdings" w:hAnsi="Wingdings" w:hint="default"/>
+        <w:sz w:val="20"/>
+      </w:rPr>
+    </w:lvl>
+    <w:lvl w:ilvl="7" w:tentative="1">
+      <w:start w:val="1"/>
+      <w:numFmt w:val="bullet"/>
+      <w:lvlText w:val=""/>
+      <w:lvlJc w:val="left"/>
+      <w:pPr>
+        <w:tabs>
+          <w:tab w:val="num" w:pos="5760"/>
+        </w:tabs>
+        <w:ind w:left="5760" w:hanging="360"/>
+      </w:pPr>
+      <w:rPr>
+        <w:rFonts w:ascii="Wingdings" w:hAnsi="Wingdings" w:hint="default"/>
+        <w:sz w:val="20"/>
+      </w:rPr>
+    </w:lvl>
+    <w:lvl w:ilvl="8" w:tentative="1">
+      <w:start w:val="1"/>
+      <w:numFmt w:val="bullet"/>
+      <w:lvlText w:val=""/>
+      <w:lvlJc w:val="left"/>
+      <w:pPr>
+        <w:tabs>
+          <w:tab w:val="num" w:pos="6480"/>
+        </w:tabs>
+        <w:ind w:left="6480" w:hanging="360"/>
+      </w:pPr>
+      <w:rPr>
+        <w:rFonts w:ascii="Wingdings" w:hAnsi="Wingdings" w:hint="default"/>
+        <w:sz w:val="20"/>
+      </w:rPr>
+    </w:lvl>
+  </w:abstractNum>
+  <w:abstractNum w:abstractNumId="20" w15:restartNumberingAfterBreak="0">
+    <w:nsid w:val="57940C7C"/>
+    <w:multiLevelType w:val="multilevel"/>
+    <w:tmpl w:val="4614E5FC"/>
+    <w:lvl w:ilvl="0">
+      <w:start w:val="1"/>
+      <w:numFmt w:val="bullet"/>
+      <w:lvlText w:val=""/>
+      <w:lvlJc w:val="left"/>
+      <w:pPr>
+        <w:tabs>
+          <w:tab w:val="num" w:pos="720"/>
+        </w:tabs>
+        <w:ind w:left="720" w:hanging="360"/>
+      </w:pPr>
+      <w:rPr>
+        <w:rFonts w:ascii="Symbol" w:hAnsi="Symbol" w:hint="default"/>
+        <w:sz w:val="20"/>
+      </w:rPr>
+    </w:lvl>
+    <w:lvl w:ilvl="1" w:tentative="1">
+      <w:start w:val="1"/>
+      <w:numFmt w:val="bullet"/>
+      <w:lvlText w:val="o"/>
+      <w:lvlJc w:val="left"/>
+      <w:pPr>
+        <w:tabs>
+          <w:tab w:val="num" w:pos="1440"/>
+        </w:tabs>
+        <w:ind w:left="1440" w:hanging="360"/>
+      </w:pPr>
+      <w:rPr>
+        <w:rFonts w:ascii="Courier New" w:hAnsi="Courier New" w:hint="default"/>
+        <w:sz w:val="20"/>
+      </w:rPr>
+    </w:lvl>
+    <w:lvl w:ilvl="2" w:tentative="1">
+      <w:start w:val="1"/>
+      <w:numFmt w:val="bullet"/>
+      <w:lvlText w:val=""/>
+      <w:lvlJc w:val="left"/>
+      <w:pPr>
+        <w:tabs>
+          <w:tab w:val="num" w:pos="2160"/>
+        </w:tabs>
+        <w:ind w:left="2160" w:hanging="360"/>
+      </w:pPr>
+      <w:rPr>
+        <w:rFonts w:ascii="Wingdings" w:hAnsi="Wingdings" w:hint="default"/>
+        <w:sz w:val="20"/>
+      </w:rPr>
+    </w:lvl>
+    <w:lvl w:ilvl="3" w:tentative="1">
+      <w:start w:val="1"/>
+      <w:numFmt w:val="bullet"/>
+      <w:lvlText w:val=""/>
+      <w:lvlJc w:val="left"/>
+      <w:pPr>
+        <w:tabs>
+          <w:tab w:val="num" w:pos="2880"/>
+        </w:tabs>
+        <w:ind w:left="2880" w:hanging="360"/>
+      </w:pPr>
+      <w:rPr>
+        <w:rFonts w:ascii="Wingdings" w:hAnsi="Wingdings" w:hint="default"/>
+        <w:sz w:val="20"/>
+      </w:rPr>
+    </w:lvl>
+    <w:lvl w:ilvl="4" w:tentative="1">
+      <w:start w:val="1"/>
+      <w:numFmt w:val="bullet"/>
+      <w:lvlText w:val=""/>
+      <w:lvlJc w:val="left"/>
+      <w:pPr>
+        <w:tabs>
+          <w:tab w:val="num" w:pos="3600"/>
+        </w:tabs>
+        <w:ind w:left="3600" w:hanging="360"/>
+      </w:pPr>
+      <w:rPr>
+        <w:rFonts w:ascii="Wingdings" w:hAnsi="Wingdings" w:hint="default"/>
+        <w:sz w:val="20"/>
+      </w:rPr>
+    </w:lvl>
+    <w:lvl w:ilvl="5" w:tentative="1">
+      <w:start w:val="1"/>
+      <w:numFmt w:val="bullet"/>
+      <w:lvlText w:val=""/>
+      <w:lvlJc w:val="left"/>
+      <w:pPr>
+        <w:tabs>
+          <w:tab w:val="num" w:pos="4320"/>
+        </w:tabs>
+        <w:ind w:left="4320" w:hanging="360"/>
+      </w:pPr>
+      <w:rPr>
+        <w:rFonts w:ascii="Wingdings" w:hAnsi="Wingdings" w:hint="default"/>
+        <w:sz w:val="20"/>
+      </w:rPr>
+    </w:lvl>
+    <w:lvl w:ilvl="6" w:tentative="1">
+      <w:start w:val="1"/>
+      <w:numFmt w:val="bullet"/>
+      <w:lvlText w:val=""/>
+      <w:lvlJc w:val="left"/>
+      <w:pPr>
+        <w:tabs>
+          <w:tab w:val="num" w:pos="5040"/>
+        </w:tabs>
+        <w:ind w:left="5040" w:hanging="360"/>
+      </w:pPr>
+      <w:rPr>
+        <w:rFonts w:ascii="Wingdings" w:hAnsi="Wingdings" w:hint="default"/>
+        <w:sz w:val="20"/>
+      </w:rPr>
+    </w:lvl>
+    <w:lvl w:ilvl="7" w:tentative="1">
+      <w:start w:val="1"/>
+      <w:numFmt w:val="bullet"/>
+      <w:lvlText w:val=""/>
+      <w:lvlJc w:val="left"/>
+      <w:pPr>
+        <w:tabs>
+          <w:tab w:val="num" w:pos="5760"/>
+        </w:tabs>
+        <w:ind w:left="5760" w:hanging="360"/>
+      </w:pPr>
+      <w:rPr>
+        <w:rFonts w:ascii="Wingdings" w:hAnsi="Wingdings" w:hint="default"/>
+        <w:sz w:val="20"/>
+      </w:rPr>
+    </w:lvl>
+    <w:lvl w:ilvl="8" w:tentative="1">
+      <w:start w:val="1"/>
+      <w:numFmt w:val="bullet"/>
+      <w:lvlText w:val=""/>
+      <w:lvlJc w:val="left"/>
+      <w:pPr>
+        <w:tabs>
+          <w:tab w:val="num" w:pos="6480"/>
+        </w:tabs>
+        <w:ind w:left="6480" w:hanging="360"/>
+      </w:pPr>
+      <w:rPr>
+        <w:rFonts w:ascii="Wingdings" w:hAnsi="Wingdings" w:hint="default"/>
+        <w:sz w:val="20"/>
+      </w:rPr>
+    </w:lvl>
+  </w:abstractNum>
+  <w:abstractNum w:abstractNumId="21" w15:restartNumberingAfterBreak="0">
     <w:nsid w:val="581F58A2"/>
     <w:multiLevelType w:val="multilevel"/>
     <w:tmpl w:val="F99A0E40"/>
@@ -7180,7 +8808,305 @@
       </w:rPr>
     </w:lvl>
   </w:abstractNum>
-  <w:abstractNum w:abstractNumId="18" w15:restartNumberingAfterBreak="0">
+  <w:abstractNum w:abstractNumId="22" w15:restartNumberingAfterBreak="0">
+    <w:nsid w:val="593B7D9A"/>
+    <w:multiLevelType w:val="multilevel"/>
+    <w:tmpl w:val="A1722824"/>
+    <w:lvl w:ilvl="0">
+      <w:start w:val="1"/>
+      <w:numFmt w:val="bullet"/>
+      <w:lvlText w:val=""/>
+      <w:lvlJc w:val="left"/>
+      <w:pPr>
+        <w:tabs>
+          <w:tab w:val="num" w:pos="720"/>
+        </w:tabs>
+        <w:ind w:left="720" w:hanging="360"/>
+      </w:pPr>
+      <w:rPr>
+        <w:rFonts w:ascii="Symbol" w:hAnsi="Symbol" w:hint="default"/>
+        <w:sz w:val="20"/>
+      </w:rPr>
+    </w:lvl>
+    <w:lvl w:ilvl="1" w:tentative="1">
+      <w:start w:val="1"/>
+      <w:numFmt w:val="bullet"/>
+      <w:lvlText w:val="o"/>
+      <w:lvlJc w:val="left"/>
+      <w:pPr>
+        <w:tabs>
+          <w:tab w:val="num" w:pos="1440"/>
+        </w:tabs>
+        <w:ind w:left="1440" w:hanging="360"/>
+      </w:pPr>
+      <w:rPr>
+        <w:rFonts w:ascii="Courier New" w:hAnsi="Courier New" w:hint="default"/>
+        <w:sz w:val="20"/>
+      </w:rPr>
+    </w:lvl>
+    <w:lvl w:ilvl="2" w:tentative="1">
+      <w:start w:val="1"/>
+      <w:numFmt w:val="bullet"/>
+      <w:lvlText w:val=""/>
+      <w:lvlJc w:val="left"/>
+      <w:pPr>
+        <w:tabs>
+          <w:tab w:val="num" w:pos="2160"/>
+        </w:tabs>
+        <w:ind w:left="2160" w:hanging="360"/>
+      </w:pPr>
+      <w:rPr>
+        <w:rFonts w:ascii="Wingdings" w:hAnsi="Wingdings" w:hint="default"/>
+        <w:sz w:val="20"/>
+      </w:rPr>
+    </w:lvl>
+    <w:lvl w:ilvl="3" w:tentative="1">
+      <w:start w:val="1"/>
+      <w:numFmt w:val="bullet"/>
+      <w:lvlText w:val=""/>
+      <w:lvlJc w:val="left"/>
+      <w:pPr>
+        <w:tabs>
+          <w:tab w:val="num" w:pos="2880"/>
+        </w:tabs>
+        <w:ind w:left="2880" w:hanging="360"/>
+      </w:pPr>
+      <w:rPr>
+        <w:rFonts w:ascii="Wingdings" w:hAnsi="Wingdings" w:hint="default"/>
+        <w:sz w:val="20"/>
+      </w:rPr>
+    </w:lvl>
+    <w:lvl w:ilvl="4" w:tentative="1">
+      <w:start w:val="1"/>
+      <w:numFmt w:val="bullet"/>
+      <w:lvlText w:val=""/>
+      <w:lvlJc w:val="left"/>
+      <w:pPr>
+        <w:tabs>
+          <w:tab w:val="num" w:pos="3600"/>
+        </w:tabs>
+        <w:ind w:left="3600" w:hanging="360"/>
+      </w:pPr>
+      <w:rPr>
+        <w:rFonts w:ascii="Wingdings" w:hAnsi="Wingdings" w:hint="default"/>
+        <w:sz w:val="20"/>
+      </w:rPr>
+    </w:lvl>
+    <w:lvl w:ilvl="5" w:tentative="1">
+      <w:start w:val="1"/>
+      <w:numFmt w:val="bullet"/>
+      <w:lvlText w:val=""/>
+      <w:lvlJc w:val="left"/>
+      <w:pPr>
+        <w:tabs>
+          <w:tab w:val="num" w:pos="4320"/>
+        </w:tabs>
+        <w:ind w:left="4320" w:hanging="360"/>
+      </w:pPr>
+      <w:rPr>
+        <w:rFonts w:ascii="Wingdings" w:hAnsi="Wingdings" w:hint="default"/>
+        <w:sz w:val="20"/>
+      </w:rPr>
+    </w:lvl>
+    <w:lvl w:ilvl="6" w:tentative="1">
+      <w:start w:val="1"/>
+      <w:numFmt w:val="bullet"/>
+      <w:lvlText w:val=""/>
+      <w:lvlJc w:val="left"/>
+      <w:pPr>
+        <w:tabs>
+          <w:tab w:val="num" w:pos="5040"/>
+        </w:tabs>
+        <w:ind w:left="5040" w:hanging="360"/>
+      </w:pPr>
+      <w:rPr>
+        <w:rFonts w:ascii="Wingdings" w:hAnsi="Wingdings" w:hint="default"/>
+        <w:sz w:val="20"/>
+      </w:rPr>
+    </w:lvl>
+    <w:lvl w:ilvl="7" w:tentative="1">
+      <w:start w:val="1"/>
+      <w:numFmt w:val="bullet"/>
+      <w:lvlText w:val=""/>
+      <w:lvlJc w:val="left"/>
+      <w:pPr>
+        <w:tabs>
+          <w:tab w:val="num" w:pos="5760"/>
+        </w:tabs>
+        <w:ind w:left="5760" w:hanging="360"/>
+      </w:pPr>
+      <w:rPr>
+        <w:rFonts w:ascii="Wingdings" w:hAnsi="Wingdings" w:hint="default"/>
+        <w:sz w:val="20"/>
+      </w:rPr>
+    </w:lvl>
+    <w:lvl w:ilvl="8" w:tentative="1">
+      <w:start w:val="1"/>
+      <w:numFmt w:val="bullet"/>
+      <w:lvlText w:val=""/>
+      <w:lvlJc w:val="left"/>
+      <w:pPr>
+        <w:tabs>
+          <w:tab w:val="num" w:pos="6480"/>
+        </w:tabs>
+        <w:ind w:left="6480" w:hanging="360"/>
+      </w:pPr>
+      <w:rPr>
+        <w:rFonts w:ascii="Wingdings" w:hAnsi="Wingdings" w:hint="default"/>
+        <w:sz w:val="20"/>
+      </w:rPr>
+    </w:lvl>
+  </w:abstractNum>
+  <w:abstractNum w:abstractNumId="23" w15:restartNumberingAfterBreak="0">
+    <w:nsid w:val="605F5742"/>
+    <w:multiLevelType w:val="multilevel"/>
+    <w:tmpl w:val="774CFB00"/>
+    <w:lvl w:ilvl="0">
+      <w:start w:val="1"/>
+      <w:numFmt w:val="bullet"/>
+      <w:lvlText w:val=""/>
+      <w:lvlJc w:val="left"/>
+      <w:pPr>
+        <w:tabs>
+          <w:tab w:val="num" w:pos="720"/>
+        </w:tabs>
+        <w:ind w:left="720" w:hanging="360"/>
+      </w:pPr>
+      <w:rPr>
+        <w:rFonts w:ascii="Symbol" w:hAnsi="Symbol" w:hint="default"/>
+        <w:sz w:val="20"/>
+      </w:rPr>
+    </w:lvl>
+    <w:lvl w:ilvl="1" w:tentative="1">
+      <w:start w:val="1"/>
+      <w:numFmt w:val="bullet"/>
+      <w:lvlText w:val="o"/>
+      <w:lvlJc w:val="left"/>
+      <w:pPr>
+        <w:tabs>
+          <w:tab w:val="num" w:pos="1440"/>
+        </w:tabs>
+        <w:ind w:left="1440" w:hanging="360"/>
+      </w:pPr>
+      <w:rPr>
+        <w:rFonts w:ascii="Courier New" w:hAnsi="Courier New" w:hint="default"/>
+        <w:sz w:val="20"/>
+      </w:rPr>
+    </w:lvl>
+    <w:lvl w:ilvl="2" w:tentative="1">
+      <w:start w:val="1"/>
+      <w:numFmt w:val="bullet"/>
+      <w:lvlText w:val=""/>
+      <w:lvlJc w:val="left"/>
+      <w:pPr>
+        <w:tabs>
+          <w:tab w:val="num" w:pos="2160"/>
+        </w:tabs>
+        <w:ind w:left="2160" w:hanging="360"/>
+      </w:pPr>
+      <w:rPr>
+        <w:rFonts w:ascii="Wingdings" w:hAnsi="Wingdings" w:hint="default"/>
+        <w:sz w:val="20"/>
+      </w:rPr>
+    </w:lvl>
+    <w:lvl w:ilvl="3" w:tentative="1">
+      <w:start w:val="1"/>
+      <w:numFmt w:val="bullet"/>
+      <w:lvlText w:val=""/>
+      <w:lvlJc w:val="left"/>
+      <w:pPr>
+        <w:tabs>
+          <w:tab w:val="num" w:pos="2880"/>
+        </w:tabs>
+        <w:ind w:left="2880" w:hanging="360"/>
+      </w:pPr>
+      <w:rPr>
+        <w:rFonts w:ascii="Wingdings" w:hAnsi="Wingdings" w:hint="default"/>
+        <w:sz w:val="20"/>
+      </w:rPr>
+    </w:lvl>
+    <w:lvl w:ilvl="4" w:tentative="1">
+      <w:start w:val="1"/>
+      <w:numFmt w:val="bullet"/>
+      <w:lvlText w:val=""/>
+      <w:lvlJc w:val="left"/>
+      <w:pPr>
+        <w:tabs>
+          <w:tab w:val="num" w:pos="3600"/>
+        </w:tabs>
+        <w:ind w:left="3600" w:hanging="360"/>
+      </w:pPr>
+      <w:rPr>
+        <w:rFonts w:ascii="Wingdings" w:hAnsi="Wingdings" w:hint="default"/>
+        <w:sz w:val="20"/>
+      </w:rPr>
+    </w:lvl>
+    <w:lvl w:ilvl="5" w:tentative="1">
+      <w:start w:val="1"/>
+      <w:numFmt w:val="bullet"/>
+      <w:lvlText w:val=""/>
+      <w:lvlJc w:val="left"/>
+      <w:pPr>
+        <w:tabs>
+          <w:tab w:val="num" w:pos="4320"/>
+        </w:tabs>
+        <w:ind w:left="4320" w:hanging="360"/>
+      </w:pPr>
+      <w:rPr>
+        <w:rFonts w:ascii="Wingdings" w:hAnsi="Wingdings" w:hint="default"/>
+        <w:sz w:val="20"/>
+      </w:rPr>
+    </w:lvl>
+    <w:lvl w:ilvl="6" w:tentative="1">
+      <w:start w:val="1"/>
+      <w:numFmt w:val="bullet"/>
+      <w:lvlText w:val=""/>
+      <w:lvlJc w:val="left"/>
+      <w:pPr>
+        <w:tabs>
+          <w:tab w:val="num" w:pos="5040"/>
+        </w:tabs>
+        <w:ind w:left="5040" w:hanging="360"/>
+      </w:pPr>
+      <w:rPr>
+        <w:rFonts w:ascii="Wingdings" w:hAnsi="Wingdings" w:hint="default"/>
+        <w:sz w:val="20"/>
+      </w:rPr>
+    </w:lvl>
+    <w:lvl w:ilvl="7" w:tentative="1">
+      <w:start w:val="1"/>
+      <w:numFmt w:val="bullet"/>
+      <w:lvlText w:val=""/>
+      <w:lvlJc w:val="left"/>
+      <w:pPr>
+        <w:tabs>
+          <w:tab w:val="num" w:pos="5760"/>
+        </w:tabs>
+        <w:ind w:left="5760" w:hanging="360"/>
+      </w:pPr>
+      <w:rPr>
+        <w:rFonts w:ascii="Wingdings" w:hAnsi="Wingdings" w:hint="default"/>
+        <w:sz w:val="20"/>
+      </w:rPr>
+    </w:lvl>
+    <w:lvl w:ilvl="8" w:tentative="1">
+      <w:start w:val="1"/>
+      <w:numFmt w:val="bullet"/>
+      <w:lvlText w:val=""/>
+      <w:lvlJc w:val="left"/>
+      <w:pPr>
+        <w:tabs>
+          <w:tab w:val="num" w:pos="6480"/>
+        </w:tabs>
+        <w:ind w:left="6480" w:hanging="360"/>
+      </w:pPr>
+      <w:rPr>
+        <w:rFonts w:ascii="Wingdings" w:hAnsi="Wingdings" w:hint="default"/>
+        <w:sz w:val="20"/>
+      </w:rPr>
+    </w:lvl>
+  </w:abstractNum>
+  <w:abstractNum w:abstractNumId="24" w15:restartNumberingAfterBreak="0">
     <w:nsid w:val="64573191"/>
     <w:multiLevelType w:val="multilevel"/>
     <w:tmpl w:val="8D38446A"/>
@@ -7329,7 +9255,7 @@
       </w:rPr>
     </w:lvl>
   </w:abstractNum>
-  <w:abstractNum w:abstractNumId="19" w15:restartNumberingAfterBreak="0">
+  <w:abstractNum w:abstractNumId="25" w15:restartNumberingAfterBreak="0">
     <w:nsid w:val="64851D4D"/>
     <w:multiLevelType w:val="multilevel"/>
     <w:tmpl w:val="A4FE559E"/>
@@ -7478,7 +9404,156 @@
       </w:rPr>
     </w:lvl>
   </w:abstractNum>
-  <w:abstractNum w:abstractNumId="20" w15:restartNumberingAfterBreak="0">
+  <w:abstractNum w:abstractNumId="26" w15:restartNumberingAfterBreak="0">
+    <w:nsid w:val="7200471E"/>
+    <w:multiLevelType w:val="multilevel"/>
+    <w:tmpl w:val="F6162BB4"/>
+    <w:lvl w:ilvl="0">
+      <w:start w:val="1"/>
+      <w:numFmt w:val="bullet"/>
+      <w:lvlText w:val=""/>
+      <w:lvlJc w:val="left"/>
+      <w:pPr>
+        <w:tabs>
+          <w:tab w:val="num" w:pos="720"/>
+        </w:tabs>
+        <w:ind w:left="720" w:hanging="360"/>
+      </w:pPr>
+      <w:rPr>
+        <w:rFonts w:ascii="Symbol" w:hAnsi="Symbol" w:hint="default"/>
+        <w:sz w:val="20"/>
+      </w:rPr>
+    </w:lvl>
+    <w:lvl w:ilvl="1" w:tentative="1">
+      <w:start w:val="1"/>
+      <w:numFmt w:val="bullet"/>
+      <w:lvlText w:val="o"/>
+      <w:lvlJc w:val="left"/>
+      <w:pPr>
+        <w:tabs>
+          <w:tab w:val="num" w:pos="1440"/>
+        </w:tabs>
+        <w:ind w:left="1440" w:hanging="360"/>
+      </w:pPr>
+      <w:rPr>
+        <w:rFonts w:ascii="Courier New" w:hAnsi="Courier New" w:hint="default"/>
+        <w:sz w:val="20"/>
+      </w:rPr>
+    </w:lvl>
+    <w:lvl w:ilvl="2" w:tentative="1">
+      <w:start w:val="1"/>
+      <w:numFmt w:val="bullet"/>
+      <w:lvlText w:val=""/>
+      <w:lvlJc w:val="left"/>
+      <w:pPr>
+        <w:tabs>
+          <w:tab w:val="num" w:pos="2160"/>
+        </w:tabs>
+        <w:ind w:left="2160" w:hanging="360"/>
+      </w:pPr>
+      <w:rPr>
+        <w:rFonts w:ascii="Wingdings" w:hAnsi="Wingdings" w:hint="default"/>
+        <w:sz w:val="20"/>
+      </w:rPr>
+    </w:lvl>
+    <w:lvl w:ilvl="3" w:tentative="1">
+      <w:start w:val="1"/>
+      <w:numFmt w:val="bullet"/>
+      <w:lvlText w:val=""/>
+      <w:lvlJc w:val="left"/>
+      <w:pPr>
+        <w:tabs>
+          <w:tab w:val="num" w:pos="2880"/>
+        </w:tabs>
+        <w:ind w:left="2880" w:hanging="360"/>
+      </w:pPr>
+      <w:rPr>
+        <w:rFonts w:ascii="Wingdings" w:hAnsi="Wingdings" w:hint="default"/>
+        <w:sz w:val="20"/>
+      </w:rPr>
+    </w:lvl>
+    <w:lvl w:ilvl="4" w:tentative="1">
+      <w:start w:val="1"/>
+      <w:numFmt w:val="bullet"/>
+      <w:lvlText w:val=""/>
+      <w:lvlJc w:val="left"/>
+      <w:pPr>
+        <w:tabs>
+          <w:tab w:val="num" w:pos="3600"/>
+        </w:tabs>
+        <w:ind w:left="3600" w:hanging="360"/>
+      </w:pPr>
+      <w:rPr>
+        <w:rFonts w:ascii="Wingdings" w:hAnsi="Wingdings" w:hint="default"/>
+        <w:sz w:val="20"/>
+      </w:rPr>
+    </w:lvl>
+    <w:lvl w:ilvl="5" w:tentative="1">
+      <w:start w:val="1"/>
+      <w:numFmt w:val="bullet"/>
+      <w:lvlText w:val=""/>
+      <w:lvlJc w:val="left"/>
+      <w:pPr>
+        <w:tabs>
+          <w:tab w:val="num" w:pos="4320"/>
+        </w:tabs>
+        <w:ind w:left="4320" w:hanging="360"/>
+      </w:pPr>
+      <w:rPr>
+        <w:rFonts w:ascii="Wingdings" w:hAnsi="Wingdings" w:hint="default"/>
+        <w:sz w:val="20"/>
+      </w:rPr>
+    </w:lvl>
+    <w:lvl w:ilvl="6" w:tentative="1">
+      <w:start w:val="1"/>
+      <w:numFmt w:val="bullet"/>
+      <w:lvlText w:val=""/>
+      <w:lvlJc w:val="left"/>
+      <w:pPr>
+        <w:tabs>
+          <w:tab w:val="num" w:pos="5040"/>
+        </w:tabs>
+        <w:ind w:left="5040" w:hanging="360"/>
+      </w:pPr>
+      <w:rPr>
+        <w:rFonts w:ascii="Wingdings" w:hAnsi="Wingdings" w:hint="default"/>
+        <w:sz w:val="20"/>
+      </w:rPr>
+    </w:lvl>
+    <w:lvl w:ilvl="7" w:tentative="1">
+      <w:start w:val="1"/>
+      <w:numFmt w:val="bullet"/>
+      <w:lvlText w:val=""/>
+      <w:lvlJc w:val="left"/>
+      <w:pPr>
+        <w:tabs>
+          <w:tab w:val="num" w:pos="5760"/>
+        </w:tabs>
+        <w:ind w:left="5760" w:hanging="360"/>
+      </w:pPr>
+      <w:rPr>
+        <w:rFonts w:ascii="Wingdings" w:hAnsi="Wingdings" w:hint="default"/>
+        <w:sz w:val="20"/>
+      </w:rPr>
+    </w:lvl>
+    <w:lvl w:ilvl="8" w:tentative="1">
+      <w:start w:val="1"/>
+      <w:numFmt w:val="bullet"/>
+      <w:lvlText w:val=""/>
+      <w:lvlJc w:val="left"/>
+      <w:pPr>
+        <w:tabs>
+          <w:tab w:val="num" w:pos="6480"/>
+        </w:tabs>
+        <w:ind w:left="6480" w:hanging="360"/>
+      </w:pPr>
+      <w:rPr>
+        <w:rFonts w:ascii="Wingdings" w:hAnsi="Wingdings" w:hint="default"/>
+        <w:sz w:val="20"/>
+      </w:rPr>
+    </w:lvl>
+  </w:abstractNum>
+  <w:abstractNum w:abstractNumId="27" w15:restartNumberingAfterBreak="0">
     <w:nsid w:val="75B33699"/>
     <w:multiLevelType w:val="multilevel"/>
     <w:tmpl w:val="ABC6733E"/>
@@ -7595,74 +9670,95 @@
       </w:pPr>
     </w:lvl>
   </w:abstractNum>
-  <w:num w:numId="1" w16cid:durableId="1220484430">
+  <w:num w:numId="1">
     <w:abstractNumId w:val="3"/>
   </w:num>
-  <w:num w:numId="2" w16cid:durableId="1519927861">
+  <w:num w:numId="2">
+    <w:abstractNumId w:val="27"/>
+  </w:num>
+  <w:num w:numId="3">
+    <w:abstractNumId w:val="6"/>
+  </w:num>
+  <w:num w:numId="4">
+    <w:abstractNumId w:val="15"/>
+  </w:num>
+  <w:num w:numId="5">
+    <w:abstractNumId w:val="0"/>
+  </w:num>
+  <w:num w:numId="6">
+    <w:abstractNumId w:val="11"/>
+  </w:num>
+  <w:num w:numId="7">
+    <w:abstractNumId w:val="14"/>
+  </w:num>
+  <w:num w:numId="8">
+    <w:abstractNumId w:val="7"/>
+  </w:num>
+  <w:num w:numId="9">
+    <w:abstractNumId w:val="1"/>
+  </w:num>
+  <w:num w:numId="10">
+    <w:abstractNumId w:val="16"/>
+  </w:num>
+  <w:num w:numId="11">
+    <w:abstractNumId w:val="9"/>
+  </w:num>
+  <w:num w:numId="12">
+    <w:abstractNumId w:val="10"/>
+  </w:num>
+  <w:num w:numId="13">
+    <w:abstractNumId w:val="5"/>
+  </w:num>
+  <w:num w:numId="14">
+    <w:abstractNumId w:val="18"/>
+  </w:num>
+  <w:num w:numId="15">
+    <w:abstractNumId w:val="24"/>
+  </w:num>
+  <w:num w:numId="16">
+    <w:abstractNumId w:val="4"/>
+  </w:num>
+  <w:num w:numId="17">
+    <w:abstractNumId w:val="21"/>
+  </w:num>
+  <w:num w:numId="18">
+    <w:abstractNumId w:val="13"/>
+  </w:num>
+  <w:num w:numId="19">
+    <w:abstractNumId w:val="17"/>
+  </w:num>
+  <w:num w:numId="20">
+    <w:abstractNumId w:val="25"/>
+  </w:num>
+  <w:num w:numId="21">
+    <w:abstractNumId w:val="2"/>
+  </w:num>
+  <w:num w:numId="22">
+    <w:abstractNumId w:val="26"/>
+  </w:num>
+  <w:num w:numId="23">
+    <w:abstractNumId w:val="19"/>
+  </w:num>
+  <w:num w:numId="24">
+    <w:abstractNumId w:val="23"/>
+  </w:num>
+  <w:num w:numId="25">
     <w:abstractNumId w:val="20"/>
   </w:num>
-  <w:num w:numId="3" w16cid:durableId="228928972">
-    <w:abstractNumId w:val="6"/>
-  </w:num>
-  <w:num w:numId="4" w16cid:durableId="1857576629">
-    <w:abstractNumId w:val="13"/>
-  </w:num>
-  <w:num w:numId="5" w16cid:durableId="939071407">
-    <w:abstractNumId w:val="0"/>
-  </w:num>
-  <w:num w:numId="6" w16cid:durableId="1060715887">
-    <w:abstractNumId w:val="10"/>
-  </w:num>
-  <w:num w:numId="7" w16cid:durableId="146362003">
+  <w:num w:numId="26">
     <w:abstractNumId w:val="12"/>
   </w:num>
-  <w:num w:numId="8" w16cid:durableId="418910011">
-    <w:abstractNumId w:val="7"/>
+  <w:num w:numId="27">
+    <w:abstractNumId w:val="22"/>
   </w:num>
-  <w:num w:numId="9" w16cid:durableId="992832904">
-    <w:abstractNumId w:val="1"/>
-  </w:num>
-  <w:num w:numId="10" w16cid:durableId="1991443443">
-    <w:abstractNumId w:val="14"/>
-  </w:num>
-  <w:num w:numId="11" w16cid:durableId="1913466684">
+  <w:num w:numId="28">
     <w:abstractNumId w:val="8"/>
-  </w:num>
-  <w:num w:numId="12" w16cid:durableId="798455622">
-    <w:abstractNumId w:val="9"/>
-  </w:num>
-  <w:num w:numId="13" w16cid:durableId="489829521">
-    <w:abstractNumId w:val="5"/>
-  </w:num>
-  <w:num w:numId="14" w16cid:durableId="927925597">
-    <w:abstractNumId w:val="16"/>
-  </w:num>
-  <w:num w:numId="15" w16cid:durableId="343440619">
-    <w:abstractNumId w:val="18"/>
-  </w:num>
-  <w:num w:numId="16" w16cid:durableId="1690523338">
-    <w:abstractNumId w:val="4"/>
-  </w:num>
-  <w:num w:numId="17" w16cid:durableId="267395452">
-    <w:abstractNumId w:val="17"/>
-  </w:num>
-  <w:num w:numId="18" w16cid:durableId="1125856898">
-    <w:abstractNumId w:val="11"/>
-  </w:num>
-  <w:num w:numId="19" w16cid:durableId="85738355">
-    <w:abstractNumId w:val="15"/>
-  </w:num>
-  <w:num w:numId="20" w16cid:durableId="46072036">
-    <w:abstractNumId w:val="19"/>
-  </w:num>
-  <w:num w:numId="21" w16cid:durableId="1107896153">
-    <w:abstractNumId w:val="2"/>
   </w:num>
 </w:numbering>
 </file>
 
 <file path=word/styles.xml><?xml version="1.0" encoding="utf-8"?>
-<w:styles xmlns:mc="http://schemas.openxmlformats.org/markup-compatibility/2006" xmlns:r="http://schemas.openxmlformats.org/officeDocument/2006/relationships" xmlns:w="http://schemas.openxmlformats.org/wordprocessingml/2006/main" xmlns:w14="http://schemas.microsoft.com/office/word/2010/wordml" xmlns:w15="http://schemas.microsoft.com/office/word/2012/wordml" xmlns:w16cex="http://schemas.microsoft.com/office/word/2018/wordml/cex" xmlns:w16cid="http://schemas.microsoft.com/office/word/2016/wordml/cid" xmlns:w16="http://schemas.microsoft.com/office/word/2018/wordml" xmlns:w16du="http://schemas.microsoft.com/office/word/2023/wordml/word16du" xmlns:w16sdtdh="http://schemas.microsoft.com/office/word/2020/wordml/sdtdatahash" xmlns:w16sdtfl="http://schemas.microsoft.com/office/word/2024/wordml/sdtformatlock" xmlns:w16se="http://schemas.microsoft.com/office/word/2015/wordml/symex" mc:Ignorable="w14 w15 w16se w16cid w16 w16cex w16sdtdh w16sdtfl w16du">
+<w:styles xmlns:mc="http://schemas.openxmlformats.org/markup-compatibility/2006" xmlns:r="http://schemas.openxmlformats.org/officeDocument/2006/relationships" xmlns:w="http://schemas.openxmlformats.org/wordprocessingml/2006/main" xmlns:w14="http://schemas.microsoft.com/office/word/2010/wordml" xmlns:w15="http://schemas.microsoft.com/office/word/2012/wordml" xmlns:w16se="http://schemas.microsoft.com/office/word/2015/wordml/symex" mc:Ignorable="w14 w15 w16se">
   <w:docDefaults>
     <w:rPrDefault>
       <w:rPr>
@@ -7680,7 +9776,7 @@
       </w:pPr>
     </w:pPrDefault>
   </w:docDefaults>
-  <w:latentStyles w:defLockedState="0" w:defUIPriority="99" w:defSemiHidden="0" w:defUnhideWhenUsed="0" w:defQFormat="0" w:count="376">
+  <w:latentStyles w:defLockedState="0" w:defUIPriority="99" w:defSemiHidden="0" w:defUnhideWhenUsed="0" w:defQFormat="0" w:count="371">
     <w:lsdException w:name="Normal" w:uiPriority="0" w:qFormat="1"/>
     <w:lsdException w:name="heading 1" w:uiPriority="9" w:qFormat="1"/>
     <w:lsdException w:name="heading 2" w:semiHidden="1" w:uiPriority="9" w:unhideWhenUsed="1" w:qFormat="1"/>
@@ -8052,11 +10148,6 @@
     <w:lsdException w:name="List Table 5 Dark Accent 6" w:uiPriority="50"/>
     <w:lsdException w:name="List Table 6 Colorful Accent 6" w:uiPriority="51"/>
     <w:lsdException w:name="List Table 7 Colorful Accent 6" w:uiPriority="52"/>
-    <w:lsdException w:name="Mention" w:semiHidden="1" w:unhideWhenUsed="1"/>
-    <w:lsdException w:name="Smart Hyperlink" w:semiHidden="1" w:unhideWhenUsed="1"/>
-    <w:lsdException w:name="Hashtag" w:semiHidden="1" w:unhideWhenUsed="1"/>
-    <w:lsdException w:name="Unresolved Mention" w:semiHidden="1" w:unhideWhenUsed="1"/>
-    <w:lsdException w:name="Smart Link" w:semiHidden="1" w:unhideWhenUsed="1"/>
   </w:latentStyles>
   <w:style w:type="paragraph" w:default="1" w:styleId="a">
     <w:name w:val="Normal"/>
@@ -8575,6 +10666,11 @@
       <w:spacing w:val="5"/>
     </w:rPr>
   </w:style>
+  <w:style w:type="character" w:customStyle="1" w:styleId="notion-enable-hover">
+    <w:name w:val="notion-enable-hover"/>
+    <w:basedOn w:val="a0"/>
+    <w:rsid w:val="00642EF1"/>
+  </w:style>
 </w:styles>
 </file>
 
@@ -8878,7 +10974,7 @@
 </file>
 
 <file path=customXml/itemProps1.xml><?xml version="1.0" encoding="utf-8"?>
-<ds:datastoreItem xmlns:ds="http://schemas.openxmlformats.org/officeDocument/2006/customXml" ds:itemID="{B9A7F0B4-8B6C-48D6-8EEA-5D3BFFD7E394}">
+<ds:datastoreItem xmlns:ds="http://schemas.openxmlformats.org/officeDocument/2006/customXml" ds:itemID="{E3C53624-0EC2-444E-85E0-7708F5473909}">
   <ds:schemaRefs>
     <ds:schemaRef ds:uri="http://schemas.openxmlformats.org/officeDocument/2006/bibliography"/>
   </ds:schemaRefs>

--- a/EV銷售分析.docx
+++ b/EV銷售分析.docx
@@ -1,6 +1,6 @@
 
 <file path=word/document.xml><?xml version="1.0" encoding="utf-8"?>
-<w:document xmlns:wpc="http://schemas.microsoft.com/office/word/2010/wordprocessingCanvas" xmlns:cx="http://schemas.microsoft.com/office/drawing/2014/chartex" xmlns:mc="http://schemas.openxmlformats.org/markup-compatibility/2006" xmlns:o="urn:schemas-microsoft-com:office:office" xmlns:r="http://schemas.openxmlformats.org/officeDocument/2006/relationships" xmlns:m="http://schemas.openxmlformats.org/officeDocument/2006/math" xmlns:v="urn:schemas-microsoft-com:vml" xmlns:wp14="http://schemas.microsoft.com/office/word/2010/wordprocessingDrawing" xmlns:wp="http://schemas.openxmlformats.org/drawingml/2006/wordprocessingDrawing" xmlns:w10="urn:schemas-microsoft-com:office:word" xmlns:w="http://schemas.openxmlformats.org/wordprocessingml/2006/main" xmlns:w14="http://schemas.microsoft.com/office/word/2010/wordml" xmlns:w15="http://schemas.microsoft.com/office/word/2012/wordml" xmlns:w16se="http://schemas.microsoft.com/office/word/2015/wordml/symex" xmlns:wpg="http://schemas.microsoft.com/office/word/2010/wordprocessingGroup" xmlns:wpi="http://schemas.microsoft.com/office/word/2010/wordprocessingInk" xmlns:wne="http://schemas.microsoft.com/office/word/2006/wordml" xmlns:wps="http://schemas.microsoft.com/office/word/2010/wordprocessingShape" mc:Ignorable="w14 w15 w16se wp14">
+<w:document xmlns:wpc="http://schemas.microsoft.com/office/word/2010/wordprocessingCanvas" xmlns:cx="http://schemas.microsoft.com/office/drawing/2014/chartex" xmlns:cx1="http://schemas.microsoft.com/office/drawing/2015/9/8/chartex" xmlns:cx2="http://schemas.microsoft.com/office/drawing/2015/10/21/chartex" xmlns:cx3="http://schemas.microsoft.com/office/drawing/2016/5/9/chartex" xmlns:cx4="http://schemas.microsoft.com/office/drawing/2016/5/10/chartex" xmlns:cx5="http://schemas.microsoft.com/office/drawing/2016/5/11/chartex" xmlns:cx6="http://schemas.microsoft.com/office/drawing/2016/5/12/chartex" xmlns:cx7="http://schemas.microsoft.com/office/drawing/2016/5/13/chartex" xmlns:cx8="http://schemas.microsoft.com/office/drawing/2016/5/14/chartex" xmlns:mc="http://schemas.openxmlformats.org/markup-compatibility/2006" xmlns:aink="http://schemas.microsoft.com/office/drawing/2016/ink" xmlns:am3d="http://schemas.microsoft.com/office/drawing/2017/model3d" xmlns:o="urn:schemas-microsoft-com:office:office" xmlns:oel="http://schemas.microsoft.com/office/2019/extlst" xmlns:r="http://schemas.openxmlformats.org/officeDocument/2006/relationships" xmlns:m="http://schemas.openxmlformats.org/officeDocument/2006/math" xmlns:v="urn:schemas-microsoft-com:vml" xmlns:wp14="http://schemas.microsoft.com/office/word/2010/wordprocessingDrawing" xmlns:wp="http://schemas.openxmlformats.org/drawingml/2006/wordprocessingDrawing" xmlns:w10="urn:schemas-microsoft-com:office:word" xmlns:w="http://schemas.openxmlformats.org/wordprocessingml/2006/main" xmlns:w14="http://schemas.microsoft.com/office/word/2010/wordml" xmlns:w15="http://schemas.microsoft.com/office/word/2012/wordml" xmlns:w16cex="http://schemas.microsoft.com/office/word/2018/wordml/cex" xmlns:w16cid="http://schemas.microsoft.com/office/word/2016/wordml/cid" xmlns:w16="http://schemas.microsoft.com/office/word/2018/wordml" xmlns:w16du="http://schemas.microsoft.com/office/word/2023/wordml/word16du" xmlns:w16sdtdh="http://schemas.microsoft.com/office/word/2020/wordml/sdtdatahash" xmlns:w16sdtfl="http://schemas.microsoft.com/office/word/2024/wordml/sdtformatlock" xmlns:w16se="http://schemas.microsoft.com/office/word/2015/wordml/symex" xmlns:wpg="http://schemas.microsoft.com/office/word/2010/wordprocessingGroup" xmlns:wpi="http://schemas.microsoft.com/office/word/2010/wordprocessingInk" xmlns:wne="http://schemas.microsoft.com/office/word/2006/wordml" xmlns:wps="http://schemas.microsoft.com/office/word/2010/wordprocessingShape" mc:Ignorable="w14 w15 w16se w16cid w16 w16cex w16sdtdh w16sdtfl w16du wp14">
   <w:body>
     <w:p>
       <w:pPr>
@@ -14,53 +14,23 @@
           <w:sz w:val="22"/>
           <w:szCs w:val="22"/>
         </w:rPr>
-        <w:t>這份報告標題為</w:t>
-      </w:r>
-      <w:proofErr w:type="gramStart"/>
-      <w:r>
-        <w:rPr>
-          <w:sz w:val="22"/>
-          <w:szCs w:val="22"/>
-        </w:rPr>
-        <w:t>《</w:t>
-      </w:r>
-      <w:proofErr w:type="gramEnd"/>
-      <w:r>
-        <w:rPr>
-          <w:sz w:val="22"/>
-          <w:szCs w:val="22"/>
-        </w:rPr>
-        <w:t>道路運輸政策的永續去碳化：電動車的現狀與挑戰</w:t>
-      </w:r>
-      <w:proofErr w:type="gramStart"/>
-      <w:r>
-        <w:rPr>
-          <w:sz w:val="22"/>
-          <w:szCs w:val="22"/>
-        </w:rPr>
-        <w:t>》</w:t>
-      </w:r>
-      <w:proofErr w:type="gramEnd"/>
-      <w:r>
-        <w:rPr>
-          <w:sz w:val="22"/>
-          <w:szCs w:val="22"/>
-        </w:rPr>
-        <w:t>（</w:t>
-      </w:r>
-      <w:r>
-        <w:rPr>
-          <w:sz w:val="22"/>
-          <w:szCs w:val="22"/>
-        </w:rPr>
-        <w:t>Sustainable Decarbonization of Road Transport Policies</w:t>
-      </w:r>
-      <w:r>
-        <w:rPr>
-          <w:sz w:val="22"/>
-          <w:szCs w:val="22"/>
-        </w:rPr>
-        <w:t>），主要探討全球各國如何透過政策讓車輛從「吃油」變「吃電」。</w:t>
+        <w:t>專題</w:t>
+      </w:r>
+      <w:r>
+        <w:rPr>
+          <w:sz w:val="22"/>
+          <w:szCs w:val="22"/>
+        </w:rPr>
+        <w:t>-</w:t>
+      </w:r>
+      <w:r>
+        <w:rPr>
+          <w:b/>
+          <w:bCs/>
+          <w:sz w:val="22"/>
+          <w:szCs w:val="22"/>
+        </w:rPr>
+        <w:t>能源價格與地緣政治對電動車市場發展之影響分析</w:t>
       </w:r>
     </w:p>
     <w:p>
@@ -96,70 +66,50 @@
           <w:sz w:val="22"/>
           <w:szCs w:val="22"/>
         </w:rPr>
-        <w:t>一、</w:t>
-      </w:r>
-      <w:r>
-        <w:rPr>
-          <w:b/>
-          <w:bCs/>
-          <w:sz w:val="22"/>
-          <w:szCs w:val="22"/>
-        </w:rPr>
-        <w:t xml:space="preserve"> </w:t>
-      </w:r>
-      <w:r>
-        <w:rPr>
-          <w:b/>
-          <w:bCs/>
-          <w:sz w:val="22"/>
-          <w:szCs w:val="22"/>
-        </w:rPr>
-        <w:t>核心重點：政府的「胡蘿蔔與棒子」</w:t>
-      </w:r>
-    </w:p>
-    <w:p>
-      <w:pPr>
-        <w:rPr>
-          <w:sz w:val="22"/>
-          <w:szCs w:val="22"/>
-        </w:rPr>
-      </w:pPr>
-      <w:r>
-        <w:rPr>
-          <w:sz w:val="22"/>
-          <w:szCs w:val="22"/>
-        </w:rPr>
-        <w:t>報告指出，要讓電動車（</w:t>
-      </w:r>
-      <w:r>
-        <w:rPr>
-          <w:sz w:val="22"/>
-          <w:szCs w:val="22"/>
-        </w:rPr>
-        <w:t>EV</w:t>
-      </w:r>
-      <w:r>
-        <w:rPr>
-          <w:sz w:val="22"/>
-          <w:szCs w:val="22"/>
-        </w:rPr>
-        <w:t>）</w:t>
-      </w:r>
-      <w:proofErr w:type="gramStart"/>
-      <w:r>
-        <w:rPr>
-          <w:sz w:val="22"/>
-          <w:szCs w:val="22"/>
-        </w:rPr>
-        <w:t>普及，</w:t>
-      </w:r>
-      <w:proofErr w:type="gramEnd"/>
-      <w:r>
-        <w:rPr>
-          <w:sz w:val="22"/>
-          <w:szCs w:val="22"/>
-        </w:rPr>
-        <w:t>各國政府玩的是一套組合拳：</w:t>
+        <w:t>結論</w:t>
+      </w:r>
+      <w:r>
+        <w:rPr>
+          <w:b/>
+          <w:bCs/>
+          <w:sz w:val="22"/>
+          <w:szCs w:val="22"/>
+        </w:rPr>
+        <w:t>:</w:t>
+      </w:r>
+    </w:p>
+    <w:p>
+      <w:pPr>
+        <w:rPr>
+          <w:rFonts w:hint="eastAsia"/>
+          <w:color w:val="EE0000"/>
+          <w:sz w:val="22"/>
+          <w:szCs w:val="22"/>
+        </w:rPr>
+      </w:pPr>
+      <w:r>
+        <w:rPr>
+          <w:color w:val="EE0000"/>
+          <w:sz w:val="22"/>
+          <w:szCs w:val="22"/>
+        </w:rPr>
+        <w:t>潛在需求（能源依賴）並不必然轉化為市場</w:t>
+      </w:r>
+      <w:r>
+        <w:rPr>
+          <w:color w:val="EE0000"/>
+          <w:sz w:val="22"/>
+          <w:szCs w:val="22"/>
+        </w:rPr>
+        <w:t xml:space="preserve"> adoption</w:t>
+      </w:r>
+      <w:r>
+        <w:rPr>
+          <w:color w:val="EE0000"/>
+          <w:sz w:val="22"/>
+          <w:szCs w:val="22"/>
+        </w:rPr>
+        <w:t>，政策與產業結構才是關鍵轉換機制。</w:t>
       </w:r>
     </w:p>
     <w:p>
@@ -180,7 +130,7 @@
           <w:sz w:val="22"/>
           <w:szCs w:val="22"/>
         </w:rPr>
-        <w:t>給胡蘿蔔（誘因政策）：</w:t>
+        <w:t>誘因政策：</w:t>
       </w:r>
     </w:p>
     <w:p>
@@ -306,7 +256,7 @@
           <w:sz w:val="22"/>
           <w:szCs w:val="22"/>
         </w:rPr>
-        <w:t>揮棒子（強制規範）：</w:t>
+        <w:t>強制規範：</w:t>
       </w:r>
     </w:p>
     <w:p>
@@ -457,20 +407,12 @@
         </w:rPr>
         <w:t>深度解讀：為什麼有的國家快、有的慢？</w:t>
       </w:r>
-    </w:p>
-    <w:p>
-      <w:pPr>
-        <w:rPr>
-          <w:sz w:val="22"/>
-          <w:szCs w:val="22"/>
-        </w:rPr>
-      </w:pPr>
-      <w:r>
-        <w:rPr>
-          <w:sz w:val="22"/>
-          <w:szCs w:val="22"/>
-        </w:rPr>
-        <w:t>這份報告隱含了幾個與你專題相關的關鍵邏輯：</w:t>
+      <w:r>
+        <w:rPr>
+          <w:sz w:val="22"/>
+          <w:szCs w:val="22"/>
+        </w:rPr>
+        <w:t>：</w:t>
       </w:r>
     </w:p>
     <w:p>
@@ -650,52 +592,52 @@
           <w:sz w:val="22"/>
           <w:szCs w:val="22"/>
         </w:rPr>
+        <w:t>解讀：</w:t>
+      </w:r>
+      <w:r>
+        <w:rPr>
+          <w:sz w:val="22"/>
+          <w:szCs w:val="22"/>
+        </w:rPr>
+        <w:t xml:space="preserve"> </w:t>
+      </w:r>
+      <w:r>
+        <w:rPr>
+          <w:sz w:val="22"/>
+          <w:szCs w:val="22"/>
+        </w:rPr>
+        <w:t>這也是地緣政治的一部分</w:t>
+      </w:r>
+      <w:proofErr w:type="gramStart"/>
+      <w:r>
+        <w:rPr>
+          <w:sz w:val="22"/>
+          <w:szCs w:val="22"/>
+        </w:rPr>
+        <w:t>——</w:t>
+      </w:r>
+      <w:proofErr w:type="gramEnd"/>
+      <w:r>
+        <w:rPr>
+          <w:sz w:val="22"/>
+          <w:szCs w:val="22"/>
+        </w:rPr>
+        <w:t>能源安全不再只是「石油進口」，還包含「電網的韌性與自主」。</w:t>
+      </w:r>
+    </w:p>
+    <w:p>
+      <w:pPr>
+        <w:rPr>
+          <w:sz w:val="22"/>
+          <w:szCs w:val="22"/>
+        </w:rPr>
+      </w:pPr>
+      <w:r>
+        <w:rPr>
+          <w:sz w:val="22"/>
+          <w:szCs w:val="22"/>
+        </w:rPr>
         <w:lastRenderedPageBreak/>
-        <w:t>解讀：</w:t>
-      </w:r>
-      <w:r>
-        <w:rPr>
-          <w:sz w:val="22"/>
-          <w:szCs w:val="22"/>
-        </w:rPr>
-        <w:t xml:space="preserve"> </w:t>
-      </w:r>
-      <w:r>
-        <w:rPr>
-          <w:sz w:val="22"/>
-          <w:szCs w:val="22"/>
-        </w:rPr>
-        <w:t>這也是地緣政治的一部分</w:t>
-      </w:r>
-      <w:proofErr w:type="gramStart"/>
-      <w:r>
-        <w:rPr>
-          <w:sz w:val="22"/>
-          <w:szCs w:val="22"/>
-        </w:rPr>
-        <w:t>——</w:t>
-      </w:r>
-      <w:proofErr w:type="gramEnd"/>
-      <w:r>
-        <w:rPr>
-          <w:sz w:val="22"/>
-          <w:szCs w:val="22"/>
-        </w:rPr>
-        <w:t>能源安全不再只是「石油進口」，還包含「電網的韌性與自主」。</w:t>
-      </w:r>
-    </w:p>
-    <w:p>
-      <w:pPr>
-        <w:rPr>
-          <w:sz w:val="22"/>
-          <w:szCs w:val="22"/>
-        </w:rPr>
-      </w:pPr>
-      <w:r>
-        <w:rPr>
-          <w:sz w:val="22"/>
-          <w:szCs w:val="22"/>
-        </w:rPr>
         <w:pict w14:anchorId="56855504">
           <v:rect id="_x0000_i1027" style="width:0;height:.75pt" o:hralign="center" o:hrstd="t" o:hr="t" fillcolor="#a0a0a0" stroked="f"/>
         </w:pict>
@@ -1118,16 +1060,40 @@
     <w:p>
       <w:pPr>
         <w:rPr>
-          <w:b/>
-          <w:bCs/>
-        </w:rPr>
-      </w:pPr>
-      <w:r>
-        <w:rPr>
-          <w:b/>
-          <w:bCs/>
-        </w:rPr>
-        <w:lastRenderedPageBreak/>
+          <w:sz w:val="22"/>
+          <w:szCs w:val="22"/>
+        </w:rPr>
+      </w:pPr>
+    </w:p>
+    <w:p>
+      <w:pPr>
+        <w:rPr>
+          <w:sz w:val="22"/>
+          <w:szCs w:val="22"/>
+        </w:rPr>
+      </w:pPr>
+    </w:p>
+    <w:p>
+      <w:pPr>
+        <w:rPr>
+          <w:rFonts w:hint="eastAsia"/>
+          <w:sz w:val="22"/>
+          <w:szCs w:val="22"/>
+        </w:rPr>
+      </w:pPr>
+    </w:p>
+    <w:p>
+      <w:pPr>
+        <w:rPr>
+          <w:b/>
+          <w:bCs/>
+        </w:rPr>
+      </w:pPr>
+      <w:r>
+        <w:rPr>
+          <w:b/>
+          <w:bCs/>
+        </w:rPr>
         <w:t xml:space="preserve">1. </w:t>
       </w:r>
       <w:r>
@@ -2122,6 +2088,7 @@
           <w:sz w:val="22"/>
           <w:szCs w:val="22"/>
         </w:rPr>
+        <w:lastRenderedPageBreak/>
         <w:t>政策「不穩定</w:t>
       </w:r>
       <w:r>
@@ -2159,7 +2126,6 @@
           <w:sz w:val="22"/>
           <w:szCs w:val="22"/>
         </w:rPr>
-        <w:lastRenderedPageBreak/>
         <w:t>2025</w:t>
       </w:r>
       <w:r>
@@ -2893,6 +2859,7 @@
           <w:sz w:val="22"/>
           <w:szCs w:val="22"/>
         </w:rPr>
+        <w:lastRenderedPageBreak/>
         <w:t xml:space="preserve"> EV</w:t>
       </w:r>
       <w:r>
@@ -2906,17 +2873,15 @@
     <w:p>
       <w:pPr>
         <w:rPr>
-          <w:rFonts w:hint="eastAsia"/>
-          <w:sz w:val="22"/>
-          <w:szCs w:val="22"/>
-        </w:rPr>
-      </w:pPr>
-      <w:r>
-        <w:rPr>
-          <w:sz w:val="22"/>
-          <w:szCs w:val="22"/>
-        </w:rPr>
-        <w:lastRenderedPageBreak/>
+          <w:sz w:val="22"/>
+          <w:szCs w:val="22"/>
+        </w:rPr>
+      </w:pPr>
+      <w:r>
+        <w:rPr>
+          <w:sz w:val="22"/>
+          <w:szCs w:val="22"/>
+        </w:rPr>
         <w:pict w14:anchorId="2F09C561">
           <v:rect id="_x0000_i1033" style="width:0;height:1.5pt" o:hralign="center" o:hrstd="t" o:hr="t" fillcolor="#a0a0a0" stroked="f"/>
         </w:pict>
@@ -3230,13 +3195,11 @@
         </w:rPr>
         <w:t>、車太貴」</w:t>
       </w:r>
-      <w:bookmarkStart w:id="0" w:name="_GoBack"/>
-      <w:bookmarkEnd w:id="0"/>
-    </w:p>
-    <w:p>
-      <w:pPr>
-        <w:rPr>
-          <w:rFonts w:asciiTheme="minorEastAsia" w:hAnsiTheme="minorEastAsia" w:hint="eastAsia"/>
+    </w:p>
+    <w:p>
+      <w:pPr>
+        <w:rPr>
+          <w:rFonts w:asciiTheme="minorEastAsia" w:hAnsiTheme="minorEastAsia"/>
           <w:color w:val="FF0000"/>
           <w:sz w:val="22"/>
           <w:szCs w:val="22"/>
@@ -3625,6 +3588,7 @@
           <w:sz w:val="22"/>
           <w:szCs w:val="22"/>
         </w:rPr>
+        <w:lastRenderedPageBreak/>
         <w:t xml:space="preserve">3. </w:t>
       </w:r>
       <w:r>
@@ -3651,7 +3615,6 @@
           <w:sz w:val="22"/>
           <w:szCs w:val="22"/>
         </w:rPr>
-        <w:lastRenderedPageBreak/>
         <w:t>中國</w:t>
       </w:r>
       <w:r>
@@ -4474,6 +4437,7 @@
     </w:p>
     <w:p>
       <w:r>
+        <w:lastRenderedPageBreak/>
         <w:t>全球</w:t>
       </w:r>
       <w:proofErr w:type="gramStart"/>
@@ -4502,7 +4466,6 @@
         <w:t xml:space="preserve">80% </w:t>
       </w:r>
       <w:r>
-        <w:lastRenderedPageBreak/>
         <w:t>的正負極材料。這意味著即使其他國家想要發展</w:t>
       </w:r>
       <w:r>
@@ -5055,13 +5018,7 @@
         <w:spacing w:before="100" w:beforeAutospacing="1" w:after="100" w:afterAutospacing="1" w:line="240" w:lineRule="auto"/>
       </w:pPr>
     </w:p>
-    <w:p>
-      <w:pPr>
-        <w:rPr>
-          <w:rFonts w:hint="eastAsia"/>
-        </w:rPr>
-      </w:pPr>
-    </w:p>
+    <w:p/>
     <w:p>
       <w:pPr>
         <w:rPr>
@@ -5229,23 +5186,7 @@
           <w:sz w:val="22"/>
           <w:szCs w:val="22"/>
         </w:rPr>
-        <w:t>(政策)影響力較直接，其中包含價格(關稅、補貼)、便利性(</w:t>
-      </w:r>
-      <w:r>
-        <w:rPr>
-          <w:rFonts w:asciiTheme="minorEastAsia" w:hAnsiTheme="minorEastAsia" w:hint="eastAsia"/>
-          <w:sz w:val="22"/>
-          <w:szCs w:val="22"/>
-        </w:rPr>
-        <w:t xml:space="preserve">技術層面: </w:t>
-      </w:r>
-      <w:r>
-        <w:rPr>
-          <w:rFonts w:asciiTheme="minorEastAsia" w:hAnsiTheme="minorEastAsia" w:hint="eastAsia"/>
-          <w:sz w:val="22"/>
-          <w:szCs w:val="22"/>
-        </w:rPr>
-        <w:t>里程數，充電樁)、安全性(包含技術層面: 電池，政府應對措施)</w:t>
+        <w:t>(政策)影響力較直接，其中包含價格(關稅、補貼)、便利性(技術層面: 里程數，充電樁)、安全性(包含技術層面: 電池，政府應對措施)</w:t>
       </w:r>
       <w:r>
         <w:rPr>
@@ -5451,7 +5392,7 @@
           <w:szCs w:val="22"/>
         </w:rPr>
         <w:pict w14:anchorId="63C4A3D3">
-          <v:rect id="_x0000_i1050" style="width:0;height:1.5pt" o:hralign="center" o:hrstd="t" o:hr="t" fillcolor="#a0a0a0" stroked="f"/>
+          <v:rect id="_x0000_i1038" style="width:0;height:1.5pt" o:hralign="center" o:hrstd="t" o:hr="t" fillcolor="#a0a0a0" stroked="f"/>
         </w:pict>
       </w:r>
     </w:p>
@@ -5575,7 +5516,7 @@
           <w:szCs w:val="22"/>
         </w:rPr>
         <w:pict w14:anchorId="09CDC393">
-          <v:rect id="_x0000_i1051" style="width:0;height:1.5pt" o:hralign="center" o:hrstd="t" o:hr="t" fillcolor="#a0a0a0" stroked="f"/>
+          <v:rect id="_x0000_i1039" style="width:0;height:1.5pt" o:hralign="center" o:hrstd="t" o:hr="t" fillcolor="#a0a0a0" stroked="f"/>
         </w:pict>
       </w:r>
     </w:p>
@@ -5681,7 +5622,7 @@
     <w:p>
       <w:pPr>
         <w:rPr>
-          <w:rFonts w:asciiTheme="minorEastAsia" w:hAnsiTheme="minorEastAsia" w:hint="eastAsia"/>
+          <w:rFonts w:asciiTheme="minorEastAsia" w:hAnsiTheme="minorEastAsia"/>
           <w:sz w:val="22"/>
           <w:szCs w:val="22"/>
         </w:rPr>
@@ -5720,8 +5661,58 @@
 </w:document>
 </file>
 
+<file path=word/endnotes.xml><?xml version="1.0" encoding="utf-8"?>
+<w:endnotes xmlns:wpc="http://schemas.microsoft.com/office/word/2010/wordprocessingCanvas" xmlns:cx="http://schemas.microsoft.com/office/drawing/2014/chartex" xmlns:cx1="http://schemas.microsoft.com/office/drawing/2015/9/8/chartex" xmlns:cx2="http://schemas.microsoft.com/office/drawing/2015/10/21/chartex" xmlns:cx3="http://schemas.microsoft.com/office/drawing/2016/5/9/chartex" xmlns:cx4="http://schemas.microsoft.com/office/drawing/2016/5/10/chartex" xmlns:cx5="http://schemas.microsoft.com/office/drawing/2016/5/11/chartex" xmlns:cx6="http://schemas.microsoft.com/office/drawing/2016/5/12/chartex" xmlns:cx7="http://schemas.microsoft.com/office/drawing/2016/5/13/chartex" xmlns:cx8="http://schemas.microsoft.com/office/drawing/2016/5/14/chartex" xmlns:mc="http://schemas.openxmlformats.org/markup-compatibility/2006" xmlns:aink="http://schemas.microsoft.com/office/drawing/2016/ink" xmlns:am3d="http://schemas.microsoft.com/office/drawing/2017/model3d" xmlns:o="urn:schemas-microsoft-com:office:office" xmlns:oel="http://schemas.microsoft.com/office/2019/extlst" xmlns:r="http://schemas.openxmlformats.org/officeDocument/2006/relationships" xmlns:m="http://schemas.openxmlformats.org/officeDocument/2006/math" xmlns:v="urn:schemas-microsoft-com:vml" xmlns:wp14="http://schemas.microsoft.com/office/word/2010/wordprocessingDrawing" xmlns:wp="http://schemas.openxmlformats.org/drawingml/2006/wordprocessingDrawing" xmlns:w10="urn:schemas-microsoft-com:office:word" xmlns:w="http://schemas.openxmlformats.org/wordprocessingml/2006/main" xmlns:w14="http://schemas.microsoft.com/office/word/2010/wordml" xmlns:w15="http://schemas.microsoft.com/office/word/2012/wordml" xmlns:w16cex="http://schemas.microsoft.com/office/word/2018/wordml/cex" xmlns:w16cid="http://schemas.microsoft.com/office/word/2016/wordml/cid" xmlns:w16="http://schemas.microsoft.com/office/word/2018/wordml" xmlns:w16du="http://schemas.microsoft.com/office/word/2023/wordml/word16du" xmlns:w16sdtdh="http://schemas.microsoft.com/office/word/2020/wordml/sdtdatahash" xmlns:w16sdtfl="http://schemas.microsoft.com/office/word/2024/wordml/sdtformatlock" xmlns:w16se="http://schemas.microsoft.com/office/word/2015/wordml/symex" xmlns:wpg="http://schemas.microsoft.com/office/word/2010/wordprocessingGroup" xmlns:wpi="http://schemas.microsoft.com/office/word/2010/wordprocessingInk" xmlns:wne="http://schemas.microsoft.com/office/word/2006/wordml" xmlns:wps="http://schemas.microsoft.com/office/word/2010/wordprocessingShape" mc:Ignorable="w14 w15 w16se w16cid w16 w16cex w16sdtdh w16sdtfl w16du wp14">
+  <w:endnote w:type="separator" w:id="-1">
+    <w:p>
+      <w:pPr>
+        <w:spacing w:after="0" w:line="240" w:lineRule="auto"/>
+      </w:pPr>
+      <w:r>
+        <w:separator/>
+      </w:r>
+    </w:p>
+  </w:endnote>
+  <w:endnote w:type="continuationSeparator" w:id="0">
+    <w:p>
+      <w:pPr>
+        <w:spacing w:after="0" w:line="240" w:lineRule="auto"/>
+      </w:pPr>
+      <w:r>
+        <w:continuationSeparator/>
+      </w:r>
+    </w:p>
+  </w:endnote>
+</w:endnotes>
+</file>
+
+<file path=word/footnotes.xml><?xml version="1.0" encoding="utf-8"?>
+<w:footnotes xmlns:wpc="http://schemas.microsoft.com/office/word/2010/wordprocessingCanvas" xmlns:cx="http://schemas.microsoft.com/office/drawing/2014/chartex" xmlns:cx1="http://schemas.microsoft.com/office/drawing/2015/9/8/chartex" xmlns:cx2="http://schemas.microsoft.com/office/drawing/2015/10/21/chartex" xmlns:cx3="http://schemas.microsoft.com/office/drawing/2016/5/9/chartex" xmlns:cx4="http://schemas.microsoft.com/office/drawing/2016/5/10/chartex" xmlns:cx5="http://schemas.microsoft.com/office/drawing/2016/5/11/chartex" xmlns:cx6="http://schemas.microsoft.com/office/drawing/2016/5/12/chartex" xmlns:cx7="http://schemas.microsoft.com/office/drawing/2016/5/13/chartex" xmlns:cx8="http://schemas.microsoft.com/office/drawing/2016/5/14/chartex" xmlns:mc="http://schemas.openxmlformats.org/markup-compatibility/2006" xmlns:aink="http://schemas.microsoft.com/office/drawing/2016/ink" xmlns:am3d="http://schemas.microsoft.com/office/drawing/2017/model3d" xmlns:o="urn:schemas-microsoft-com:office:office" xmlns:oel="http://schemas.microsoft.com/office/2019/extlst" xmlns:r="http://schemas.openxmlformats.org/officeDocument/2006/relationships" xmlns:m="http://schemas.openxmlformats.org/officeDocument/2006/math" xmlns:v="urn:schemas-microsoft-com:vml" xmlns:wp14="http://schemas.microsoft.com/office/word/2010/wordprocessingDrawing" xmlns:wp="http://schemas.openxmlformats.org/drawingml/2006/wordprocessingDrawing" xmlns:w10="urn:schemas-microsoft-com:office:word" xmlns:w="http://schemas.openxmlformats.org/wordprocessingml/2006/main" xmlns:w14="http://schemas.microsoft.com/office/word/2010/wordml" xmlns:w15="http://schemas.microsoft.com/office/word/2012/wordml" xmlns:w16cex="http://schemas.microsoft.com/office/word/2018/wordml/cex" xmlns:w16cid="http://schemas.microsoft.com/office/word/2016/wordml/cid" xmlns:w16="http://schemas.microsoft.com/office/word/2018/wordml" xmlns:w16du="http://schemas.microsoft.com/office/word/2023/wordml/word16du" xmlns:w16sdtdh="http://schemas.microsoft.com/office/word/2020/wordml/sdtdatahash" xmlns:w16sdtfl="http://schemas.microsoft.com/office/word/2024/wordml/sdtformatlock" xmlns:w16se="http://schemas.microsoft.com/office/word/2015/wordml/symex" xmlns:wpg="http://schemas.microsoft.com/office/word/2010/wordprocessingGroup" xmlns:wpi="http://schemas.microsoft.com/office/word/2010/wordprocessingInk" xmlns:wne="http://schemas.microsoft.com/office/word/2006/wordml" xmlns:wps="http://schemas.microsoft.com/office/word/2010/wordprocessingShape" mc:Ignorable="w14 w15 w16se w16cid w16 w16cex w16sdtdh w16sdtfl w16du wp14">
+  <w:footnote w:type="separator" w:id="-1">
+    <w:p>
+      <w:pPr>
+        <w:spacing w:after="0" w:line="240" w:lineRule="auto"/>
+      </w:pPr>
+      <w:r>
+        <w:separator/>
+      </w:r>
+    </w:p>
+  </w:footnote>
+  <w:footnote w:type="continuationSeparator" w:id="0">
+    <w:p>
+      <w:pPr>
+        <w:spacing w:after="0" w:line="240" w:lineRule="auto"/>
+      </w:pPr>
+      <w:r>
+        <w:continuationSeparator/>
+      </w:r>
+    </w:p>
+  </w:footnote>
+</w:footnotes>
+</file>
+
 <file path=word/numbering.xml><?xml version="1.0" encoding="utf-8"?>
-<w:numbering xmlns:wpc="http://schemas.microsoft.com/office/word/2010/wordprocessingCanvas" xmlns:cx="http://schemas.microsoft.com/office/drawing/2014/chartex" xmlns:mc="http://schemas.openxmlformats.org/markup-compatibility/2006" xmlns:o="urn:schemas-microsoft-com:office:office" xmlns:r="http://schemas.openxmlformats.org/officeDocument/2006/relationships" xmlns:m="http://schemas.openxmlformats.org/officeDocument/2006/math" xmlns:v="urn:schemas-microsoft-com:vml" xmlns:wp14="http://schemas.microsoft.com/office/word/2010/wordprocessingDrawing" xmlns:wp="http://schemas.openxmlformats.org/drawingml/2006/wordprocessingDrawing" xmlns:w10="urn:schemas-microsoft-com:office:word" xmlns:w="http://schemas.openxmlformats.org/wordprocessingml/2006/main" xmlns:w14="http://schemas.microsoft.com/office/word/2010/wordml" xmlns:w15="http://schemas.microsoft.com/office/word/2012/wordml" xmlns:w16se="http://schemas.microsoft.com/office/word/2015/wordml/symex" xmlns:wpg="http://schemas.microsoft.com/office/word/2010/wordprocessingGroup" xmlns:wpi="http://schemas.microsoft.com/office/word/2010/wordprocessingInk" xmlns:wne="http://schemas.microsoft.com/office/word/2006/wordml" xmlns:wps="http://schemas.microsoft.com/office/word/2010/wordprocessingShape" mc:Ignorable="w14 w15 w16se wp14">
+<w:numbering xmlns:wpc="http://schemas.microsoft.com/office/word/2010/wordprocessingCanvas" xmlns:cx="http://schemas.microsoft.com/office/drawing/2014/chartex" xmlns:cx1="http://schemas.microsoft.com/office/drawing/2015/9/8/chartex" xmlns:cx2="http://schemas.microsoft.com/office/drawing/2015/10/21/chartex" xmlns:cx3="http://schemas.microsoft.com/office/drawing/2016/5/9/chartex" xmlns:cx4="http://schemas.microsoft.com/office/drawing/2016/5/10/chartex" xmlns:cx5="http://schemas.microsoft.com/office/drawing/2016/5/11/chartex" xmlns:cx6="http://schemas.microsoft.com/office/drawing/2016/5/12/chartex" xmlns:cx7="http://schemas.microsoft.com/office/drawing/2016/5/13/chartex" xmlns:cx8="http://schemas.microsoft.com/office/drawing/2016/5/14/chartex" xmlns:mc="http://schemas.openxmlformats.org/markup-compatibility/2006" xmlns:aink="http://schemas.microsoft.com/office/drawing/2016/ink" xmlns:am3d="http://schemas.microsoft.com/office/drawing/2017/model3d" xmlns:o="urn:schemas-microsoft-com:office:office" xmlns:oel="http://schemas.microsoft.com/office/2019/extlst" xmlns:r="http://schemas.openxmlformats.org/officeDocument/2006/relationships" xmlns:m="http://schemas.openxmlformats.org/officeDocument/2006/math" xmlns:v="urn:schemas-microsoft-com:vml" xmlns:wp14="http://schemas.microsoft.com/office/word/2010/wordprocessingDrawing" xmlns:wp="http://schemas.openxmlformats.org/drawingml/2006/wordprocessingDrawing" xmlns:w10="urn:schemas-microsoft-com:office:word" xmlns:w="http://schemas.openxmlformats.org/wordprocessingml/2006/main" xmlns:w14="http://schemas.microsoft.com/office/word/2010/wordml" xmlns:w15="http://schemas.microsoft.com/office/word/2012/wordml" xmlns:w16cex="http://schemas.microsoft.com/office/word/2018/wordml/cex" xmlns:w16cid="http://schemas.microsoft.com/office/word/2016/wordml/cid" xmlns:w16="http://schemas.microsoft.com/office/word/2018/wordml" xmlns:w16du="http://schemas.microsoft.com/office/word/2023/wordml/word16du" xmlns:w16sdtdh="http://schemas.microsoft.com/office/word/2020/wordml/sdtdatahash" xmlns:w16sdtfl="http://schemas.microsoft.com/office/word/2024/wordml/sdtformatlock" xmlns:w16se="http://schemas.microsoft.com/office/word/2015/wordml/symex" xmlns:wpg="http://schemas.microsoft.com/office/word/2010/wordprocessingGroup" xmlns:wpi="http://schemas.microsoft.com/office/word/2010/wordprocessingInk" xmlns:wne="http://schemas.microsoft.com/office/word/2006/wordml" xmlns:wps="http://schemas.microsoft.com/office/word/2010/wordprocessingShape" mc:Ignorable="w14 w15 w16se w16cid w16 w16cex w16sdtdh w16sdtfl w16du wp14">
   <w:abstractNum w:abstractNumId="0" w15:restartNumberingAfterBreak="0">
     <w:nsid w:val="00CD73AB"/>
     <w:multiLevelType w:val="multilevel"/>
@@ -9670,95 +9661,95 @@
       </w:pPr>
     </w:lvl>
   </w:abstractNum>
-  <w:num w:numId="1">
+  <w:num w:numId="1" w16cid:durableId="1441804836">
     <w:abstractNumId w:val="3"/>
   </w:num>
-  <w:num w:numId="2">
+  <w:num w:numId="2" w16cid:durableId="1950354672">
     <w:abstractNumId w:val="27"/>
   </w:num>
-  <w:num w:numId="3">
+  <w:num w:numId="3" w16cid:durableId="867454341">
     <w:abstractNumId w:val="6"/>
   </w:num>
-  <w:num w:numId="4">
+  <w:num w:numId="4" w16cid:durableId="38556431">
     <w:abstractNumId w:val="15"/>
   </w:num>
-  <w:num w:numId="5">
+  <w:num w:numId="5" w16cid:durableId="356079626">
     <w:abstractNumId w:val="0"/>
   </w:num>
-  <w:num w:numId="6">
+  <w:num w:numId="6" w16cid:durableId="522086786">
     <w:abstractNumId w:val="11"/>
   </w:num>
-  <w:num w:numId="7">
+  <w:num w:numId="7" w16cid:durableId="1662735643">
     <w:abstractNumId w:val="14"/>
   </w:num>
-  <w:num w:numId="8">
+  <w:num w:numId="8" w16cid:durableId="515465558">
     <w:abstractNumId w:val="7"/>
   </w:num>
-  <w:num w:numId="9">
+  <w:num w:numId="9" w16cid:durableId="2082025568">
     <w:abstractNumId w:val="1"/>
   </w:num>
-  <w:num w:numId="10">
+  <w:num w:numId="10" w16cid:durableId="25756790">
     <w:abstractNumId w:val="16"/>
   </w:num>
-  <w:num w:numId="11">
+  <w:num w:numId="11" w16cid:durableId="1138497085">
     <w:abstractNumId w:val="9"/>
   </w:num>
-  <w:num w:numId="12">
+  <w:num w:numId="12" w16cid:durableId="1171220156">
     <w:abstractNumId w:val="10"/>
   </w:num>
-  <w:num w:numId="13">
+  <w:num w:numId="13" w16cid:durableId="854424064">
     <w:abstractNumId w:val="5"/>
   </w:num>
-  <w:num w:numId="14">
+  <w:num w:numId="14" w16cid:durableId="1924147599">
     <w:abstractNumId w:val="18"/>
   </w:num>
-  <w:num w:numId="15">
+  <w:num w:numId="15" w16cid:durableId="1451319590">
     <w:abstractNumId w:val="24"/>
   </w:num>
-  <w:num w:numId="16">
+  <w:num w:numId="16" w16cid:durableId="678773742">
     <w:abstractNumId w:val="4"/>
   </w:num>
-  <w:num w:numId="17">
+  <w:num w:numId="17" w16cid:durableId="198595264">
     <w:abstractNumId w:val="21"/>
   </w:num>
-  <w:num w:numId="18">
+  <w:num w:numId="18" w16cid:durableId="2019117189">
     <w:abstractNumId w:val="13"/>
   </w:num>
-  <w:num w:numId="19">
+  <w:num w:numId="19" w16cid:durableId="1840581759">
     <w:abstractNumId w:val="17"/>
   </w:num>
-  <w:num w:numId="20">
+  <w:num w:numId="20" w16cid:durableId="476263225">
     <w:abstractNumId w:val="25"/>
   </w:num>
-  <w:num w:numId="21">
+  <w:num w:numId="21" w16cid:durableId="1543202228">
     <w:abstractNumId w:val="2"/>
   </w:num>
-  <w:num w:numId="22">
+  <w:num w:numId="22" w16cid:durableId="837615937">
     <w:abstractNumId w:val="26"/>
   </w:num>
-  <w:num w:numId="23">
+  <w:num w:numId="23" w16cid:durableId="1692028313">
     <w:abstractNumId w:val="19"/>
   </w:num>
-  <w:num w:numId="24">
+  <w:num w:numId="24" w16cid:durableId="1737776621">
     <w:abstractNumId w:val="23"/>
   </w:num>
-  <w:num w:numId="25">
+  <w:num w:numId="25" w16cid:durableId="2038115802">
     <w:abstractNumId w:val="20"/>
   </w:num>
-  <w:num w:numId="26">
+  <w:num w:numId="26" w16cid:durableId="338656593">
     <w:abstractNumId w:val="12"/>
   </w:num>
-  <w:num w:numId="27">
+  <w:num w:numId="27" w16cid:durableId="1580946402">
     <w:abstractNumId w:val="22"/>
   </w:num>
-  <w:num w:numId="28">
+  <w:num w:numId="28" w16cid:durableId="1365593886">
     <w:abstractNumId w:val="8"/>
   </w:num>
 </w:numbering>
 </file>
 
 <file path=word/styles.xml><?xml version="1.0" encoding="utf-8"?>
-<w:styles xmlns:mc="http://schemas.openxmlformats.org/markup-compatibility/2006" xmlns:r="http://schemas.openxmlformats.org/officeDocument/2006/relationships" xmlns:w="http://schemas.openxmlformats.org/wordprocessingml/2006/main" xmlns:w14="http://schemas.microsoft.com/office/word/2010/wordml" xmlns:w15="http://schemas.microsoft.com/office/word/2012/wordml" xmlns:w16se="http://schemas.microsoft.com/office/word/2015/wordml/symex" mc:Ignorable="w14 w15 w16se">
+<w:styles xmlns:mc="http://schemas.openxmlformats.org/markup-compatibility/2006" xmlns:r="http://schemas.openxmlformats.org/officeDocument/2006/relationships" xmlns:w="http://schemas.openxmlformats.org/wordprocessingml/2006/main" xmlns:w14="http://schemas.microsoft.com/office/word/2010/wordml" xmlns:w15="http://schemas.microsoft.com/office/word/2012/wordml" xmlns:w16cex="http://schemas.microsoft.com/office/word/2018/wordml/cex" xmlns:w16cid="http://schemas.microsoft.com/office/word/2016/wordml/cid" xmlns:w16="http://schemas.microsoft.com/office/word/2018/wordml" xmlns:w16du="http://schemas.microsoft.com/office/word/2023/wordml/word16du" xmlns:w16sdtdh="http://schemas.microsoft.com/office/word/2020/wordml/sdtdatahash" xmlns:w16sdtfl="http://schemas.microsoft.com/office/word/2024/wordml/sdtformatlock" xmlns:w16se="http://schemas.microsoft.com/office/word/2015/wordml/symex" mc:Ignorable="w14 w15 w16se w16cid w16 w16cex w16sdtdh w16sdtfl w16du">
   <w:docDefaults>
     <w:rPrDefault>
       <w:rPr>
@@ -9776,7 +9767,7 @@
       </w:pPr>
     </w:pPrDefault>
   </w:docDefaults>
-  <w:latentStyles w:defLockedState="0" w:defUIPriority="99" w:defSemiHidden="0" w:defUnhideWhenUsed="0" w:defQFormat="0" w:count="371">
+  <w:latentStyles w:defLockedState="0" w:defUIPriority="99" w:defSemiHidden="0" w:defUnhideWhenUsed="0" w:defQFormat="0" w:count="376">
     <w:lsdException w:name="Normal" w:uiPriority="0" w:qFormat="1"/>
     <w:lsdException w:name="heading 1" w:uiPriority="9" w:qFormat="1"/>
     <w:lsdException w:name="heading 2" w:semiHidden="1" w:uiPriority="9" w:unhideWhenUsed="1" w:qFormat="1"/>
@@ -10148,6 +10139,11 @@
     <w:lsdException w:name="List Table 5 Dark Accent 6" w:uiPriority="50"/>
     <w:lsdException w:name="List Table 6 Colorful Accent 6" w:uiPriority="51"/>
     <w:lsdException w:name="List Table 7 Colorful Accent 6" w:uiPriority="52"/>
+    <w:lsdException w:name="Mention" w:semiHidden="1" w:unhideWhenUsed="1"/>
+    <w:lsdException w:name="Smart Hyperlink" w:semiHidden="1" w:unhideWhenUsed="1"/>
+    <w:lsdException w:name="Hashtag" w:semiHidden="1" w:unhideWhenUsed="1"/>
+    <w:lsdException w:name="Unresolved Mention" w:semiHidden="1" w:unhideWhenUsed="1"/>
+    <w:lsdException w:name="Smart Link" w:semiHidden="1" w:unhideWhenUsed="1"/>
   </w:latentStyles>
   <w:style w:type="paragraph" w:default="1" w:styleId="a">
     <w:name w:val="Normal"/>
@@ -10671,6 +10667,66 @@
     <w:basedOn w:val="a0"/>
     <w:rsid w:val="00642EF1"/>
   </w:style>
+  <w:style w:type="paragraph" w:styleId="ae">
+    <w:name w:val="header"/>
+    <w:basedOn w:val="a"/>
+    <w:link w:val="af"/>
+    <w:uiPriority w:val="99"/>
+    <w:unhideWhenUsed/>
+    <w:rsid w:val="00995B84"/>
+    <w:pPr>
+      <w:tabs>
+        <w:tab w:val="center" w:pos="4153"/>
+        <w:tab w:val="right" w:pos="8306"/>
+      </w:tabs>
+      <w:snapToGrid w:val="0"/>
+    </w:pPr>
+    <w:rPr>
+      <w:sz w:val="20"/>
+      <w:szCs w:val="20"/>
+    </w:rPr>
+  </w:style>
+  <w:style w:type="character" w:customStyle="1" w:styleId="af">
+    <w:name w:val="頁首 字元"/>
+    <w:basedOn w:val="a0"/>
+    <w:link w:val="ae"/>
+    <w:uiPriority w:val="99"/>
+    <w:rsid w:val="00995B84"/>
+    <w:rPr>
+      <w:sz w:val="20"/>
+      <w:szCs w:val="20"/>
+    </w:rPr>
+  </w:style>
+  <w:style w:type="paragraph" w:styleId="af0">
+    <w:name w:val="footer"/>
+    <w:basedOn w:val="a"/>
+    <w:link w:val="af1"/>
+    <w:uiPriority w:val="99"/>
+    <w:unhideWhenUsed/>
+    <w:rsid w:val="00995B84"/>
+    <w:pPr>
+      <w:tabs>
+        <w:tab w:val="center" w:pos="4153"/>
+        <w:tab w:val="right" w:pos="8306"/>
+      </w:tabs>
+      <w:snapToGrid w:val="0"/>
+    </w:pPr>
+    <w:rPr>
+      <w:sz w:val="20"/>
+      <w:szCs w:val="20"/>
+    </w:rPr>
+  </w:style>
+  <w:style w:type="character" w:customStyle="1" w:styleId="af1">
+    <w:name w:val="頁尾 字元"/>
+    <w:basedOn w:val="a0"/>
+    <w:link w:val="af0"/>
+    <w:uiPriority w:val="99"/>
+    <w:rsid w:val="00995B84"/>
+    <w:rPr>
+      <w:sz w:val="20"/>
+      <w:szCs w:val="20"/>
+    </w:rPr>
+  </w:style>
 </w:styles>
 </file>
 
